--- a/tools/downloads/ChromeOS-Flex-兩條路線操作說明.docx
+++ b/tools/downloads/ChromeOS-Flex-兩條路線操作說明.docx
@@ -99,7 +99,7 @@
           <w:color w:val="6B7280"/>
           <w:sz w:val="21"/>
         </w:rPr>
-        <w:t>鴻綸科技　｜　2026 年 10 月 06 日</w:t>
+        <w:t>鴻綸科技　｜　2026 年 10 月 07 日</w:t>
       </w:r>
     </w:p>
     <w:p>
@@ -4928,6 +4928,20 @@
                 <w:color w:val="1F2937"/>
                 <w:sz w:val="18"/>
               </w:rPr>
+              <w:t xml:space="preserve">   不便提供 Intune 帳號的話，由貴校資訊人員操作，我方線上協助；正式轉換每次指派前請先通知我方：（提供帳號／貴校操作）</w:t>
+            </w:r>
+          </w:p>
+          <w:p>
+            <w:pPr>
+              <w:spacing w:before="0" w:after="0" w:line="264" w:lineRule="auto"/>
+            </w:pPr>
+            <w:r>
+              <w:rPr>
+                <w:rFonts w:ascii="Consolas" w:hAnsi="Consolas" w:cs="Consolas" w:eastAsia="微軟正黑體"/>
+                <w:b w:val="0"/>
+                <w:color w:val="1F2937"/>
+                <w:sz w:val="18"/>
+              </w:rPr>
               <w:t>4. 學生與老師的檔案已同步到雲端，電腦內不留唯一的一份：（確認）</w:t>
             </w:r>
           </w:p>
@@ -5013,6 +5027,644 @@
                 <w:sz w:val="18"/>
               </w:rPr>
               <w:t>感謝。</w:t>
+            </w:r>
+          </w:p>
+        </w:tc>
+      </w:tr>
+    </w:tbl>
+    <w:p>
+      <w:pPr>
+        <w:spacing w:after="40"/>
+      </w:pPr>
+    </w:p>
+    <w:p>
+      <w:pPr>
+        <w:pStyle w:val="Heading3"/>
+        <w:spacing w:before="200" w:after="80" w:line="300" w:lineRule="auto"/>
+      </w:pPr>
+      <w:r>
+        <w:rPr>
+          <w:rFonts w:ascii="微軟正黑體" w:hAnsi="微軟正黑體" w:cs="微軟正黑體" w:eastAsia="微軟正黑體"/>
+          <w:b/>
+          <w:color w:val="1F2937"/>
+          <w:sz w:val="23"/>
+        </w:rPr>
+        <w:t>學校不給 Intune 管理員帳號怎麼辦</w:t>
+      </w:r>
+    </w:p>
+    <w:p>
+      <w:pPr>
+        <w:spacing w:before="0" w:after="100" w:line="300" w:lineRule="auto"/>
+      </w:pPr>
+      <w:r>
+        <w:rPr>
+          <w:rFonts w:ascii="微軟正黑體" w:hAnsi="微軟正黑體" w:cs="微軟正黑體" w:eastAsia="微軟正黑體"/>
+          <w:b w:val="0"/>
+          <w:color w:val="1F2937"/>
+          <w:sz w:val="21"/>
+        </w:rPr>
+        <w:t>步驟跟有帳號時完全一樣（A4～A15），差別只在 Intune 裡的按鈕由學校資訊人員按，我們負責準備檔案、給設定、看畫面帶、判讀結果。</w:t>
+      </w:r>
+    </w:p>
+    <w:tbl>
+      <w:tblPr>
+        <w:tblStyle w:val="TableGrid"/>
+        <w:tblW w:type="auto" w:w="0"/>
+        <w:jc w:val="center"/>
+        <w:tblLayout w:type="fixed"/>
+        <w:tblLook w:firstColumn="1" w:firstRow="1" w:lastColumn="0" w:lastRow="0" w:noHBand="0" w:noVBand="1" w:val="04A0"/>
+      </w:tblPr>
+      <w:tblGrid>
+        <w:gridCol w:w="3118"/>
+        <w:gridCol w:w="3118"/>
+        <w:gridCol w:w="3402"/>
+      </w:tblGrid>
+      <w:tr>
+        <w:trPr>
+          <w:tblHeader/>
+        </w:trPr>
+        <w:tc>
+          <w:tcPr>
+            <w:tcW w:type="dxa" w:w="3118"/>
+            <w:shd w:val="clear" w:color="auto" w:fill="1A56DB"/>
+          </w:tcPr>
+          <w:p>
+            <w:pPr>
+              <w:spacing w:before="20" w:after="20" w:line="276" w:lineRule="auto"/>
+            </w:pPr>
+            <w:r/>
+            <w:r>
+              <w:rPr>
+                <w:rFonts w:ascii="微軟正黑體" w:hAnsi="微軟正黑體" w:cs="微軟正黑體" w:eastAsia="微軟正黑體"/>
+                <w:b/>
+                <w:color w:val="FFFFFF"/>
+                <w:sz w:val="19"/>
+              </w:rPr>
+              <w:t>交什麼</w:t>
+            </w:r>
+          </w:p>
+        </w:tc>
+        <w:tc>
+          <w:tcPr>
+            <w:tcW w:type="dxa" w:w="3118"/>
+            <w:shd w:val="clear" w:color="auto" w:fill="1A56DB"/>
+          </w:tcPr>
+          <w:p>
+            <w:pPr>
+              <w:spacing w:before="20" w:after="20" w:line="276" w:lineRule="auto"/>
+            </w:pPr>
+            <w:r/>
+            <w:r>
+              <w:rPr>
+                <w:rFonts w:ascii="微軟正黑體" w:hAnsi="微軟正黑體" w:cs="微軟正黑體" w:eastAsia="微軟正黑體"/>
+                <w:b/>
+                <w:color w:val="FFFFFF"/>
+                <w:sz w:val="19"/>
+              </w:rPr>
+              <w:t>怎麼交</w:t>
+            </w:r>
+          </w:p>
+        </w:tc>
+        <w:tc>
+          <w:tcPr>
+            <w:tcW w:type="dxa" w:w="3402"/>
+            <w:shd w:val="clear" w:color="auto" w:fill="1A56DB"/>
+          </w:tcPr>
+          <w:p>
+            <w:pPr>
+              <w:spacing w:before="20" w:after="20" w:line="276" w:lineRule="auto"/>
+            </w:pPr>
+            <w:r/>
+            <w:r>
+              <w:rPr>
+                <w:rFonts w:ascii="微軟正黑體" w:hAnsi="微軟正黑體" w:cs="微軟正黑體" w:eastAsia="微軟正黑體"/>
+                <w:b/>
+                <w:color w:val="FFFFFF"/>
+                <w:sz w:val="19"/>
+              </w:rPr>
+              <w:t>注意</w:t>
+            </w:r>
+          </w:p>
+        </w:tc>
+      </w:tr>
+      <w:tr>
+        <w:trPr>
+          <w:cantSplit/>
+        </w:trPr>
+        <w:tc>
+          <w:tcPr>
+            <w:tcW w:type="dxa" w:w="3118"/>
+          </w:tcPr>
+          <w:p>
+            <w:pPr>
+              <w:spacing w:before="20" w:after="20" w:line="276" w:lineRule="auto"/>
+            </w:pPr>
+            <w:r/>
+            <w:r>
+              <w:rPr>
+                <w:rFonts w:ascii="微軟正黑體" w:hAnsi="微軟正黑體" w:cs="微軟正黑體" w:eastAsia="微軟正黑體"/>
+                <w:b w:val="0"/>
+                <w:color w:val="1F2937"/>
+                <w:sz w:val="19"/>
+              </w:rPr>
+              <w:t>模擬版安裝包 flex-DRYRUN-….intunewin</w:t>
+            </w:r>
+          </w:p>
+        </w:tc>
+        <w:tc>
+          <w:tcPr>
+            <w:tcW w:type="dxa" w:w="3118"/>
+          </w:tcPr>
+          <w:p>
+            <w:pPr>
+              <w:spacing w:before="20" w:after="20" w:line="276" w:lineRule="auto"/>
+            </w:pPr>
+            <w:r/>
+            <w:r>
+              <w:rPr>
+                <w:rFonts w:ascii="微軟正黑體" w:hAnsi="微軟正黑體" w:cs="微軟正黑體" w:eastAsia="微軟正黑體"/>
+                <w:b w:val="0"/>
+                <w:color w:val="1F2937"/>
+                <w:sz w:val="19"/>
+              </w:rPr>
+              <w:t>學校指定的雲端硬碟共用連結，約 1GB</w:t>
+            </w:r>
+          </w:p>
+        </w:tc>
+        <w:tc>
+          <w:tcPr>
+            <w:tcW w:type="dxa" w:w="3402"/>
+          </w:tcPr>
+          <w:p>
+            <w:pPr>
+              <w:spacing w:before="20" w:after="20" w:line="276" w:lineRule="auto"/>
+            </w:pPr>
+            <w:r/>
+            <w:r>
+              <w:rPr>
+                <w:rFonts w:ascii="微軟正黑體" w:hAnsi="微軟正黑體" w:cs="微軟正黑體" w:eastAsia="微軟正黑體"/>
+                <w:b w:val="0"/>
+                <w:color w:val="1F2937"/>
+                <w:sz w:val="19"/>
+              </w:rPr>
+              <w:t>先交這個</w:t>
+            </w:r>
+          </w:p>
+        </w:tc>
+      </w:tr>
+      <w:tr>
+        <w:trPr>
+          <w:cantSplit/>
+        </w:trPr>
+        <w:tc>
+          <w:tcPr>
+            <w:tcW w:type="dxa" w:w="3118"/>
+            <w:shd w:val="clear" w:color="auto" w:fill="F3F6FB"/>
+          </w:tcPr>
+          <w:p>
+            <w:pPr>
+              <w:spacing w:before="20" w:after="20" w:line="276" w:lineRule="auto"/>
+            </w:pPr>
+            <w:r/>
+            <w:r>
+              <w:rPr>
+                <w:rFonts w:ascii="微軟正黑體" w:hAnsi="微軟正黑體" w:cs="微軟正黑體" w:eastAsia="微軟正黑體"/>
+                <w:b w:val="0"/>
+                <w:color w:val="1F2937"/>
+                <w:sz w:val="19"/>
+              </w:rPr>
+              <w:t>正式版安裝包 flex-REAL-wipes-windows-….intunewin</w:t>
+            </w:r>
+          </w:p>
+        </w:tc>
+        <w:tc>
+          <w:tcPr>
+            <w:tcW w:type="dxa" w:w="3118"/>
+            <w:shd w:val="clear" w:color="auto" w:fill="F3F6FB"/>
+          </w:tcPr>
+          <w:p>
+            <w:pPr>
+              <w:spacing w:before="20" w:after="20" w:line="276" w:lineRule="auto"/>
+            </w:pPr>
+            <w:r/>
+            <w:r>
+              <w:rPr>
+                <w:rFonts w:ascii="微軟正黑體" w:hAnsi="微軟正黑體" w:cs="微軟正黑體" w:eastAsia="微軟正黑體"/>
+                <w:b w:val="0"/>
+                <w:color w:val="1F2937"/>
+                <w:sz w:val="19"/>
+              </w:rPr>
+              <w:t>模擬試點全過才交</w:t>
+            </w:r>
+          </w:p>
+        </w:tc>
+        <w:tc>
+          <w:tcPr>
+            <w:tcW w:type="dxa" w:w="3402"/>
+            <w:shd w:val="clear" w:color="auto" w:fill="F3F6FB"/>
+          </w:tcPr>
+          <w:p>
+            <w:pPr>
+              <w:spacing w:before="20" w:after="20" w:line="276" w:lineRule="auto"/>
+            </w:pPr>
+            <w:r/>
+            <w:r>
+              <w:rPr>
+                <w:rFonts w:ascii="微軟正黑體" w:hAnsi="微軟正黑體" w:cs="微軟正黑體" w:eastAsia="微軟正黑體"/>
+                <w:b w:val="0"/>
+                <w:color w:val="1F2937"/>
+                <w:sz w:val="19"/>
+              </w:rPr>
+              <w:t>裡面有註冊權杖，只分享給操作的人</w:t>
+            </w:r>
+          </w:p>
+        </w:tc>
+      </w:tr>
+      <w:tr>
+        <w:trPr>
+          <w:cantSplit/>
+        </w:trPr>
+        <w:tc>
+          <w:tcPr>
+            <w:tcW w:type="dxa" w:w="3118"/>
+          </w:tcPr>
+          <w:p>
+            <w:pPr>
+              <w:spacing w:before="20" w:after="20" w:line="276" w:lineRule="auto"/>
+            </w:pPr>
+            <w:r/>
+            <w:r>
+              <w:rPr>
+                <w:rFonts w:ascii="微軟正黑體" w:hAnsi="微軟正黑體" w:cs="微軟正黑體" w:eastAsia="微軟正黑體"/>
+                <w:b w:val="0"/>
+                <w:color w:val="1F2937"/>
+                <w:sz w:val="19"/>
+              </w:rPr>
+              <w:t>A10 的設定表＋安裝命令</w:t>
+            </w:r>
+          </w:p>
+        </w:tc>
+        <w:tc>
+          <w:tcPr>
+            <w:tcW w:type="dxa" w:w="3118"/>
+          </w:tcPr>
+          <w:p>
+            <w:pPr>
+              <w:spacing w:before="20" w:after="20" w:line="276" w:lineRule="auto"/>
+            </w:pPr>
+            <w:r/>
+            <w:r>
+              <w:rPr>
+                <w:rFonts w:ascii="微軟正黑體" w:hAnsi="微軟正黑體" w:cs="微軟正黑體" w:eastAsia="微軟正黑體"/>
+                <w:b w:val="0"/>
+                <w:color w:val="1F2937"/>
+                <w:sz w:val="19"/>
+              </w:rPr>
+              <w:t>複製貼給對方</w:t>
+            </w:r>
+          </w:p>
+        </w:tc>
+        <w:tc>
+          <w:tcPr>
+            <w:tcW w:type="dxa" w:w="3402"/>
+          </w:tcPr>
+          <w:p>
+            <w:pPr>
+              <w:spacing w:before="20" w:after="20" w:line="276" w:lineRule="auto"/>
+            </w:pPr>
+            <w:r/>
+            <w:r>
+              <w:rPr>
+                <w:rFonts w:ascii="微軟正黑體" w:hAnsi="微軟正黑體" w:cs="微軟正黑體" w:eastAsia="微軟正黑體"/>
+                <w:b w:val="0"/>
+                <w:color w:val="1F2937"/>
+                <w:sz w:val="19"/>
+              </w:rPr>
+              <w:t>安裝命令整行複製，不要手打</w:t>
+            </w:r>
+          </w:p>
+        </w:tc>
+      </w:tr>
+      <w:tr>
+        <w:trPr>
+          <w:cantSplit/>
+        </w:trPr>
+        <w:tc>
+          <w:tcPr>
+            <w:tcW w:type="dxa" w:w="3118"/>
+            <w:shd w:val="clear" w:color="auto" w:fill="F3F6FB"/>
+          </w:tcPr>
+          <w:p>
+            <w:pPr>
+              <w:spacing w:before="20" w:after="20" w:line="276" w:lineRule="auto"/>
+            </w:pPr>
+            <w:r/>
+            <w:r>
+              <w:rPr>
+                <w:rFonts w:ascii="微軟正黑體" w:hAnsi="微軟正黑體" w:cs="微軟正黑體" w:eastAsia="微軟正黑體"/>
+                <w:b w:val="0"/>
+                <w:color w:val="1F2937"/>
+                <w:sz w:val="19"/>
+              </w:rPr>
+              <w:t>附錄 C1 結束代碼對照表</w:t>
+            </w:r>
+          </w:p>
+        </w:tc>
+        <w:tc>
+          <w:tcPr>
+            <w:tcW w:type="dxa" w:w="3118"/>
+            <w:shd w:val="clear" w:color="auto" w:fill="F3F6FB"/>
+          </w:tcPr>
+          <w:p>
+            <w:pPr>
+              <w:spacing w:before="20" w:after="20" w:line="276" w:lineRule="auto"/>
+            </w:pPr>
+            <w:r/>
+            <w:r>
+              <w:rPr>
+                <w:rFonts w:ascii="微軟正黑體" w:hAnsi="微軟正黑體" w:cs="微軟正黑體" w:eastAsia="微軟正黑體"/>
+                <w:b w:val="0"/>
+                <w:color w:val="1F2937"/>
+                <w:sz w:val="19"/>
+              </w:rPr>
+              <w:t>同上</w:t>
+            </w:r>
+          </w:p>
+        </w:tc>
+        <w:tc>
+          <w:tcPr>
+            <w:tcW w:type="dxa" w:w="3402"/>
+            <w:shd w:val="clear" w:color="auto" w:fill="F3F6FB"/>
+          </w:tcPr>
+          <w:p>
+            <w:pPr>
+              <w:spacing w:before="20" w:after="20" w:line="276" w:lineRule="auto"/>
+            </w:pPr>
+            <w:r/>
+            <w:r>
+              <w:rPr>
+                <w:rFonts w:ascii="微軟正黑體" w:hAnsi="微軟正黑體" w:cs="微軟正黑體" w:eastAsia="微軟正黑體"/>
+                <w:b w:val="0"/>
+                <w:color w:val="1F2937"/>
+                <w:sz w:val="19"/>
+              </w:rPr>
+              <w:t>讓對方自己先判讀</w:t>
+            </w:r>
+          </w:p>
+        </w:tc>
+      </w:tr>
+    </w:tbl>
+    <w:p>
+      <w:pPr>
+        <w:spacing w:after="40"/>
+      </w:pPr>
+    </w:p>
+    <w:p>
+      <w:pPr>
+        <w:tabs>
+          <w:tab w:pos="425" w:val="left"/>
+        </w:tabs>
+        <w:spacing w:before="0" w:after="60" w:line="300" w:lineRule="auto"/>
+        <w:ind w:left="425" w:hanging="425"/>
+      </w:pPr>
+      <w:r>
+        <w:rPr>
+          <w:rFonts w:ascii="微軟正黑體" w:hAnsi="微軟正黑體" w:cs="微軟正黑體" w:eastAsia="微軟正黑體"/>
+          <w:b/>
+          <w:color w:val="1A56DB"/>
+          <w:sz w:val="21"/>
+        </w:rPr>
+        <w:t>1.</w:t>
+        <w:tab/>
+      </w:r>
+      <w:r>
+        <w:rPr>
+          <w:rFonts w:ascii="微軟正黑體" w:hAnsi="微軟正黑體" w:cs="微軟正黑體" w:eastAsia="微軟正黑體"/>
+          <w:b w:val="0"/>
+          <w:color w:val="1F2937"/>
+          <w:sz w:val="21"/>
+        </w:rPr>
+        <w:t>約一次線上會議（Google Meet），請對方分享 Intune 系統管理中心的畫面</w:t>
+      </w:r>
+    </w:p>
+    <w:p>
+      <w:pPr>
+        <w:tabs>
+          <w:tab w:pos="425" w:val="left"/>
+        </w:tabs>
+        <w:spacing w:before="0" w:after="60" w:line="300" w:lineRule="auto"/>
+        <w:ind w:left="425" w:hanging="425"/>
+      </w:pPr>
+      <w:r>
+        <w:rPr>
+          <w:rFonts w:ascii="微軟正黑體" w:hAnsi="微軟正黑體" w:cs="微軟正黑體" w:eastAsia="微軟正黑體"/>
+          <w:b/>
+          <w:color w:val="1A56DB"/>
+          <w:sz w:val="21"/>
+        </w:rPr>
+        <w:t>2.</w:t>
+        <w:tab/>
+      </w:r>
+      <w:r>
+        <w:rPr>
+          <w:rFonts w:ascii="微軟正黑體" w:hAnsi="微軟正黑體" w:cs="微軟正黑體" w:eastAsia="微軟正黑體"/>
+          <w:b w:val="0"/>
+          <w:color w:val="1F2937"/>
+          <w:sz w:val="21"/>
+        </w:rPr>
+        <w:t>盤點與建群組：請對方匯出裝置 Excel 寄給我們，我們照 A4 篩好、分好批次，再還給他們建群組</w:t>
+      </w:r>
+    </w:p>
+    <w:p>
+      <w:pPr>
+        <w:tabs>
+          <w:tab w:pos="425" w:val="left"/>
+        </w:tabs>
+        <w:spacing w:before="0" w:after="60" w:line="300" w:lineRule="auto"/>
+        <w:ind w:left="425" w:hanging="425"/>
+      </w:pPr>
+      <w:r>
+        <w:rPr>
+          <w:rFonts w:ascii="微軟正黑體" w:hAnsi="微軟正黑體" w:cs="微軟正黑體" w:eastAsia="微軟正黑體"/>
+          <w:b/>
+          <w:color w:val="1A56DB"/>
+          <w:sz w:val="21"/>
+        </w:rPr>
+        <w:t>3.</w:t>
+        <w:tab/>
+      </w:r>
+      <w:r>
+        <w:rPr>
+          <w:rFonts w:ascii="微軟正黑體" w:hAnsi="微軟正黑體" w:cs="微軟正黑體" w:eastAsia="微軟正黑體"/>
+          <w:b w:val="0"/>
+          <w:color w:val="1F2937"/>
+          <w:sz w:val="21"/>
+        </w:rPr>
+        <w:t>退出 S 模式：照 A5，對方按，我們看</w:t>
+      </w:r>
+    </w:p>
+    <w:p>
+      <w:pPr>
+        <w:tabs>
+          <w:tab w:pos="425" w:val="left"/>
+        </w:tabs>
+        <w:spacing w:before="0" w:after="60" w:line="300" w:lineRule="auto"/>
+        <w:ind w:left="425" w:hanging="425"/>
+      </w:pPr>
+      <w:r>
+        <w:rPr>
+          <w:rFonts w:ascii="微軟正黑體" w:hAnsi="微軟正黑體" w:cs="微軟正黑體" w:eastAsia="微軟正黑體"/>
+          <w:b/>
+          <w:color w:val="1A56DB"/>
+          <w:sz w:val="21"/>
+        </w:rPr>
+        <w:t>4.</w:t>
+        <w:tab/>
+      </w:r>
+      <w:r>
+        <w:rPr>
+          <w:rFonts w:ascii="微軟正黑體" w:hAnsi="微軟正黑體" w:cs="微軟正黑體" w:eastAsia="微軟正黑體"/>
+          <w:b w:val="0"/>
+          <w:color w:val="1F2937"/>
+          <w:sz w:val="21"/>
+        </w:rPr>
+        <w:t>建模擬版應用程式：對方照 A10 填，按「建立」前我們逐欄核對套件檔名、Sysnative 安裝命令、120 分鐘、偵測檔名 dryrun-ok.txt</w:t>
+      </w:r>
+    </w:p>
+    <w:p>
+      <w:pPr>
+        <w:tabs>
+          <w:tab w:pos="425" w:val="left"/>
+        </w:tabs>
+        <w:spacing w:before="0" w:after="60" w:line="300" w:lineRule="auto"/>
+        <w:ind w:left="425" w:hanging="425"/>
+      </w:pPr>
+      <w:r>
+        <w:rPr>
+          <w:rFonts w:ascii="微軟正黑體" w:hAnsi="微軟正黑體" w:cs="微軟正黑體" w:eastAsia="微軟正黑體"/>
+          <w:b/>
+          <w:color w:val="1A56DB"/>
+          <w:sz w:val="21"/>
+        </w:rPr>
+        <w:t>5.</w:t>
+        <w:tab/>
+      </w:r>
+      <w:r>
+        <w:rPr>
+          <w:rFonts w:ascii="微軟正黑體" w:hAnsi="微軟正黑體" w:cs="微軟正黑體" w:eastAsia="微軟正黑體"/>
+          <w:b w:val="0"/>
+          <w:color w:val="1F2937"/>
+          <w:sz w:val="21"/>
+        </w:rPr>
+        <w:t>指派試點群組，約好隔天回報：「裝置安裝狀態」頁截圖；代碼不是 0 的那台，從 C:\ProgramData\frd-deploy 拿 intune-run.log 和 agent-dryrun.log 給我們</w:t>
+      </w:r>
+    </w:p>
+    <w:p>
+      <w:pPr>
+        <w:tabs>
+          <w:tab w:pos="425" w:val="left"/>
+        </w:tabs>
+        <w:spacing w:before="0" w:after="60" w:line="300" w:lineRule="auto"/>
+        <w:ind w:left="425" w:hanging="425"/>
+      </w:pPr>
+      <w:r>
+        <w:rPr>
+          <w:rFonts w:ascii="微軟正黑體" w:hAnsi="微軟正黑體" w:cs="微軟正黑體" w:eastAsia="微軟正黑體"/>
+          <w:b/>
+          <w:color w:val="1A56DB"/>
+          <w:sz w:val="21"/>
+        </w:rPr>
+        <w:t>6.</w:t>
+        <w:tab/>
+      </w:r>
+      <w:r>
+        <w:rPr>
+          <w:rFonts w:ascii="微軟正黑體" w:hAnsi="微軟正黑體" w:cs="微軟正黑體" w:eastAsia="微軟正黑體"/>
+          <w:b w:val="0"/>
+          <w:color w:val="1F2937"/>
+          <w:sz w:val="21"/>
+        </w:rPr>
+        <w:t>模擬全過才交正式版，再開一次會議建正式版應用程式（偵測檔名改 install-started.txt），先指派 1 台</w:t>
+      </w:r>
+    </w:p>
+    <w:p>
+      <w:pPr>
+        <w:tabs>
+          <w:tab w:pos="425" w:val="left"/>
+        </w:tabs>
+        <w:spacing w:before="0" w:after="60" w:line="300" w:lineRule="auto"/>
+        <w:ind w:left="425" w:hanging="425"/>
+      </w:pPr>
+      <w:r>
+        <w:rPr>
+          <w:rFonts w:ascii="微軟正黑體" w:hAnsi="微軟正黑體" w:cs="微軟正黑體" w:eastAsia="微軟正黑體"/>
+          <w:b/>
+          <w:color w:val="1A56DB"/>
+          <w:sz w:val="21"/>
+        </w:rPr>
+        <w:t>7.</w:t>
+        <w:tab/>
+      </w:r>
+      <w:r>
+        <w:rPr>
+          <w:rFonts w:ascii="微軟正黑體" w:hAnsi="微軟正黑體" w:cs="微軟正黑體" w:eastAsia="微軟正黑體"/>
+          <w:b w:val="0"/>
+          <w:color w:val="1F2937"/>
+          <w:sz w:val="21"/>
+        </w:rPr>
+        <w:t>到 Google 管理控制台用序號確認註冊，再照 A12 分批</w:t>
+      </w:r>
+    </w:p>
+    <w:tbl>
+      <w:tblPr>
+        <w:tblW w:type="auto" w:w="0"/>
+        <w:jc w:val="center"/>
+        <w:tblLook w:firstColumn="1" w:firstRow="1" w:lastColumn="0" w:lastRow="0" w:noHBand="0" w:noVBand="1" w:val="04A0"/>
+      </w:tblPr>
+      <w:tblGrid>
+        <w:gridCol w:w="9638"/>
+      </w:tblGrid>
+      <w:tr>
+        <w:trPr>
+          <w:cantSplit/>
+        </w:trPr>
+        <w:tc>
+          <w:tcPr>
+            <w:tcW w:type="dxa" w:w="9638"/>
+            <w:shd w:val="clear" w:color="auto" w:fill="FDECEC"/>
+            <w:tcBorders>
+              <w:top w:val="nil"/>
+              <w:left w:val="single" w:sz="24" w:color="DC2626"/>
+              <w:bottom w:val="nil"/>
+              <w:right w:val="nil"/>
+            </w:tcBorders>
+          </w:tcPr>
+          <w:p>
+            <w:pPr>
+              <w:spacing w:before="40" w:after="40" w:line="300" w:lineRule="auto"/>
+            </w:pPr>
+            <w:r>
+              <w:rPr>
+                <w:rFonts w:ascii="微軟正黑體" w:hAnsi="微軟正黑體" w:cs="微軟正黑體" w:eastAsia="微軟正黑體"/>
+                <w:b/>
+                <w:color w:val="B91C1C"/>
+                <w:sz w:val="21"/>
+              </w:rPr>
+              <w:t>正式版指派前一定要先通知我們</w:t>
+            </w:r>
+          </w:p>
+          <w:p>
+            <w:pPr>
+              <w:spacing w:before="0" w:after="40" w:line="300" w:lineRule="auto"/>
+            </w:pPr>
+            <w:r>
+              <w:rPr>
+                <w:rFonts w:ascii="微軟正黑體" w:hAnsi="微軟正黑體" w:cs="微軟正黑體" w:eastAsia="微軟正黑體"/>
+                <w:b w:val="0"/>
+                <w:color w:val="1F2937"/>
+                <w:sz w:val="20"/>
+              </w:rPr>
+              <w:t>正式版指派錯群組，就是清掉不該清的電腦，無法復原。這一條寫進確認信，請學校書面同意：正式版每一次指派前先通知我們，不自己整批指派。</w:t>
             </w:r>
           </w:p>
         </w:tc>
@@ -13112,7 +13764,25 @@
           <w:color w:val="1F2937"/>
           <w:sz w:val="21"/>
         </w:rPr>
-        <w:t>另外要確認：資料已經備份（客戶書面確認）、C 槽可用空間足夠、插著電源、網路連得上。</w:t>
+        <w:t>另外要確認：資料已經備份（客戶書面確認）、C 槽可用空間足夠、插著電源、網路連得上、</w:t>
+      </w:r>
+      <w:r>
+        <w:rPr>
+          <w:rFonts w:ascii="微軟正黑體" w:hAnsi="微軟正黑體" w:cs="微軟正黑體" w:eastAsia="微軟正黑體"/>
+          <w:b/>
+          <w:color w:val="1F2937"/>
+          <w:sz w:val="21"/>
+        </w:rPr>
+        <w:t>沒有還原卡或還原軟體</w:t>
+      </w:r>
+      <w:r>
+        <w:rPr>
+          <w:rFonts w:ascii="微軟正黑體" w:hAnsi="微軟正黑體" w:cs="微軟正黑體" w:eastAsia="微軟正黑體"/>
+          <w:b w:val="0"/>
+          <w:color w:val="1F2937"/>
+          <w:sz w:val="21"/>
+        </w:rPr>
+        <w:t>（學校電腦很常見，見 B2）。</w:t>
       </w:r>
     </w:p>
     <w:p>
@@ -13464,7 +14134,7 @@
           <w:color w:val="1A56DB"/>
           <w:sz w:val="28"/>
         </w:rPr>
-        <w:t>B2. 不是 UEFI、S 模式、TPM、空間</w:t>
+        <w:t>B2. 不是 UEFI、S 模式、TPM、空間、還原卡、WMI 異常</w:t>
       </w:r>
     </w:p>
     <w:p>
@@ -13960,11 +14630,426 @@
           </w:p>
         </w:tc>
       </w:tr>
+      <w:tr>
+        <w:trPr>
+          <w:cantSplit/>
+        </w:trPr>
+        <w:tc>
+          <w:tcPr>
+            <w:tcW w:type="dxa" w:w="1417"/>
+            <w:shd w:val="clear" w:color="auto" w:fill="F3F6FB"/>
+          </w:tcPr>
+          <w:p>
+            <w:pPr>
+              <w:spacing w:before="20" w:after="20" w:line="276" w:lineRule="auto"/>
+            </w:pPr>
+            <w:r/>
+            <w:r>
+              <w:rPr>
+                <w:rFonts w:ascii="微軟正黑體" w:hAnsi="微軟正黑體" w:cs="微軟正黑體" w:eastAsia="微軟正黑體"/>
+                <w:b w:val="0"/>
+                <w:color w:val="1F2937"/>
+                <w:sz w:val="19"/>
+              </w:rPr>
+              <w:t>還原卡／還原軟體</w:t>
+            </w:r>
+          </w:p>
+        </w:tc>
+        <w:tc>
+          <w:tcPr>
+            <w:tcW w:type="dxa" w:w="3118"/>
+            <w:shd w:val="clear" w:color="auto" w:fill="F3F6FB"/>
+          </w:tcPr>
+          <w:p>
+            <w:pPr>
+              <w:spacing w:before="20" w:after="20" w:line="276" w:lineRule="auto"/>
+            </w:pPr>
+            <w:r/>
+            <w:r>
+              <w:rPr>
+                <w:rFonts w:ascii="微軟正黑體" w:hAnsi="微軟正黑體" w:cs="微軟正黑體" w:eastAsia="微軟正黑體"/>
+                <w:b w:val="0"/>
+                <w:color w:val="1F2937"/>
+                <w:sz w:val="19"/>
+              </w:rPr>
+              <w:t>開機畫面出現還原卡選單；或裝了還原精靈、Deep Freeze 這類軟體</w:t>
+            </w:r>
+          </w:p>
+        </w:tc>
+        <w:tc>
+          <w:tcPr>
+            <w:tcW w:type="dxa" w:w="5102"/>
+            <w:shd w:val="clear" w:color="auto" w:fill="F3F6FB"/>
+          </w:tcPr>
+          <w:p>
+            <w:pPr>
+              <w:spacing w:before="20" w:after="20" w:line="276" w:lineRule="auto"/>
+            </w:pPr>
+            <w:r/>
+            <w:r>
+              <w:rPr>
+                <w:rFonts w:ascii="微軟正黑體" w:hAnsi="微軟正黑體" w:cs="微軟正黑體" w:eastAsia="微軟正黑體"/>
+                <w:b/>
+                <w:color w:val="1F2937"/>
+                <w:sz w:val="19"/>
+              </w:rPr>
+              <w:t>一定要先移除</w:t>
+            </w:r>
+            <w:r>
+              <w:rPr>
+                <w:rFonts w:ascii="微軟正黑體" w:hAnsi="微軟正黑體" w:cs="微軟正黑體" w:eastAsia="微軟正黑體"/>
+                <w:b w:val="0"/>
+                <w:color w:val="1F2937"/>
+                <w:sz w:val="19"/>
+              </w:rPr>
+              <w:t>：轉換寫進硬碟的東西一重開就被還原掉，而且還原卡常要求 Legacy 開機。開機按卡的熱鍵（常見 Home 或 F10）進管理畫面，輸入管理密碼（找學校資訊組），選「移除／解除安裝」，關機後才拔卡。</w:t>
+            </w:r>
+            <w:r>
+              <w:rPr>
+                <w:rFonts w:ascii="微軟正黑體" w:hAnsi="微軟正黑體" w:cs="微軟正黑體" w:eastAsia="微軟正黑體"/>
+                <w:b/>
+                <w:color w:val="1F2937"/>
+                <w:sz w:val="19"/>
+              </w:rPr>
+              <w:t>不要直接拔卡</w:t>
+            </w:r>
+            <w:r>
+              <w:rPr>
+                <w:rFonts w:ascii="微軟正黑體" w:hAnsi="微軟正黑體" w:cs="微軟正黑體" w:eastAsia="微軟正黑體"/>
+                <w:b w:val="0"/>
+                <w:color w:val="1F2937"/>
+                <w:sz w:val="19"/>
+              </w:rPr>
+              <w:t>，硬碟可能開不了機</w:t>
+            </w:r>
+          </w:p>
+        </w:tc>
+      </w:tr>
+      <w:tr>
+        <w:trPr>
+          <w:cantSplit/>
+        </w:trPr>
+        <w:tc>
+          <w:tcPr>
+            <w:tcW w:type="dxa" w:w="1417"/>
+          </w:tcPr>
+          <w:p>
+            <w:pPr>
+              <w:spacing w:before="20" w:after="20" w:line="276" w:lineRule="auto"/>
+            </w:pPr>
+            <w:r/>
+            <w:r>
+              <w:rPr>
+                <w:rFonts w:ascii="微軟正黑體" w:hAnsi="微軟正黑體" w:cs="微軟正黑體" w:eastAsia="微軟正黑體"/>
+                <w:b w:val="0"/>
+                <w:color w:val="1F2937"/>
+                <w:sz w:val="19"/>
+              </w:rPr>
+              <w:t>WMI 異常</w:t>
+            </w:r>
+          </w:p>
+        </w:tc>
+        <w:tc>
+          <w:tcPr>
+            <w:tcW w:type="dxa" w:w="3118"/>
+          </w:tcPr>
+          <w:p>
+            <w:pPr>
+              <w:spacing w:before="20" w:after="20" w:line="276" w:lineRule="auto"/>
+            </w:pPr>
+            <w:r/>
+            <w:r>
+              <w:rPr>
+                <w:rFonts w:ascii="微軟正黑體" w:hAnsi="微軟正黑體" w:cs="微軟正黑體" w:eastAsia="微軟正黑體"/>
+                <w:b w:val="0"/>
+                <w:color w:val="1F2937"/>
+                <w:sz w:val="19"/>
+              </w:rPr>
+              <w:t>tpm.msc 顯示「命名空間無效」；一鍵檔停在「系統資訊資料庫（WMI）異常」</w:t>
+            </w:r>
+          </w:p>
+        </w:tc>
+        <w:tc>
+          <w:tcPr>
+            <w:tcW w:type="dxa" w:w="5102"/>
+          </w:tcPr>
+          <w:p>
+            <w:pPr>
+              <w:spacing w:before="20" w:after="20" w:line="276" w:lineRule="auto"/>
+            </w:pPr>
+            <w:r/>
+            <w:r>
+              <w:rPr>
+                <w:rFonts w:ascii="微軟正黑體" w:hAnsi="微軟正黑體" w:cs="微軟正黑體" w:eastAsia="微軟正黑體"/>
+                <w:b w:val="0"/>
+                <w:color w:val="1F2937"/>
+                <w:sz w:val="19"/>
+              </w:rPr>
+              <w:t>見下方「WMI 異常怎麼修」。不一定是沒有 TPM，修好後 tpm.msc 正常就代表其實有</w:t>
+            </w:r>
+          </w:p>
+        </w:tc>
+      </w:tr>
     </w:tbl>
     <w:p>
       <w:pPr>
         <w:spacing w:after="40"/>
       </w:pPr>
+    </w:p>
+    <w:p>
+      <w:pPr>
+        <w:pStyle w:val="Heading3"/>
+        <w:spacing w:before="200" w:after="80" w:line="300" w:lineRule="auto"/>
+      </w:pPr>
+      <w:r>
+        <w:rPr>
+          <w:rFonts w:ascii="微軟正黑體" w:hAnsi="微軟正黑體" w:cs="微軟正黑體" w:eastAsia="微軟正黑體"/>
+          <w:b/>
+          <w:color w:val="1F2937"/>
+          <w:sz w:val="23"/>
+        </w:rPr>
+        <w:t>WMI 異常怎麼修</w:t>
+      </w:r>
+    </w:p>
+    <w:p>
+      <w:pPr>
+        <w:spacing w:before="0" w:after="100" w:line="300" w:lineRule="auto"/>
+      </w:pPr>
+      <w:r>
+        <w:rPr>
+          <w:rFonts w:ascii="微軟正黑體" w:hAnsi="微軟正黑體" w:cs="微軟正黑體" w:eastAsia="微軟正黑體"/>
+          <w:b w:val="0"/>
+          <w:color w:val="1F2937"/>
+          <w:sz w:val="21"/>
+        </w:rPr>
+        <w:t>WMI 是 Windows 內建的系統資訊資料庫，一鍵檔和 FRD 都靠它查硬碟與 TPM。2026-10-07 在學校的 ASUS SD310 實際遇到：讀作業系統正常，但讀硬碟出現「類別無效」（0x80041010）、tpm.msc 出現「命名空間無效」。有還原卡或還原軟體的話先移除，否則修好一重開又被還原。</w:t>
+      </w:r>
+    </w:p>
+    <w:p>
+      <w:pPr>
+        <w:tabs>
+          <w:tab w:pos="425" w:val="left"/>
+        </w:tabs>
+        <w:spacing w:before="0" w:after="60" w:line="300" w:lineRule="auto"/>
+        <w:ind w:left="425" w:hanging="425"/>
+      </w:pPr>
+      <w:r>
+        <w:rPr>
+          <w:rFonts w:ascii="微軟正黑體" w:hAnsi="微軟正黑體" w:cs="微軟正黑體" w:eastAsia="微軟正黑體"/>
+          <w:b/>
+          <w:color w:val="1A56DB"/>
+          <w:sz w:val="21"/>
+        </w:rPr>
+        <w:t>1.</w:t>
+        <w:tab/>
+      </w:r>
+      <w:r>
+        <w:rPr>
+          <w:rFonts w:ascii="微軟正黑體" w:hAnsi="微軟正黑體" w:cs="微軟正黑體" w:eastAsia="微軟正黑體"/>
+          <w:b w:val="0"/>
+          <w:color w:val="1F2937"/>
+          <w:sz w:val="21"/>
+        </w:rPr>
+        <w:t>開始 → 輸入 cmd → 在「命令提示字元」按右鍵 →「以系統管理員身分執行」</w:t>
+      </w:r>
+    </w:p>
+    <w:p>
+      <w:pPr>
+        <w:tabs>
+          <w:tab w:pos="425" w:val="left"/>
+        </w:tabs>
+        <w:spacing w:before="0" w:after="60" w:line="300" w:lineRule="auto"/>
+        <w:ind w:left="425" w:hanging="425"/>
+      </w:pPr>
+      <w:r>
+        <w:rPr>
+          <w:rFonts w:ascii="微軟正黑體" w:hAnsi="微軟正黑體" w:cs="微軟正黑體" w:eastAsia="微軟正黑體"/>
+          <w:b/>
+          <w:color w:val="1A56DB"/>
+          <w:sz w:val="21"/>
+        </w:rPr>
+        <w:t>2.</w:t>
+        <w:tab/>
+      </w:r>
+      <w:r>
+        <w:rPr>
+          <w:rFonts w:ascii="微軟正黑體" w:hAnsi="微軟正黑體" w:cs="微軟正黑體" w:eastAsia="微軟正黑體"/>
+          <w:b w:val="0"/>
+          <w:color w:val="1F2937"/>
+          <w:sz w:val="21"/>
+        </w:rPr>
+        <w:t>檢查資料庫：</w:t>
+      </w:r>
+      <w:r>
+        <w:rPr>
+          <w:rFonts w:ascii="Consolas" w:hAnsi="Consolas" w:cs="Consolas" w:eastAsia="微軟正黑體"/>
+          <w:b w:val="0"/>
+          <w:color w:val="9D174D"/>
+          <w:sz w:val="20"/>
+        </w:rPr>
+        <w:t>winmgmt /verifyrepository</w:t>
+      </w:r>
+    </w:p>
+    <w:p>
+      <w:pPr>
+        <w:tabs>
+          <w:tab w:pos="425" w:val="left"/>
+        </w:tabs>
+        <w:spacing w:before="0" w:after="60" w:line="300" w:lineRule="auto"/>
+        <w:ind w:left="425" w:hanging="425"/>
+      </w:pPr>
+      <w:r>
+        <w:rPr>
+          <w:rFonts w:ascii="微軟正黑體" w:hAnsi="微軟正黑體" w:cs="微軟正黑體" w:eastAsia="微軟正黑體"/>
+          <w:b/>
+          <w:color w:val="1A56DB"/>
+          <w:sz w:val="21"/>
+        </w:rPr>
+        <w:t>3.</w:t>
+        <w:tab/>
+      </w:r>
+      <w:r>
+        <w:rPr>
+          <w:rFonts w:ascii="微軟正黑體" w:hAnsi="微軟正黑體" w:cs="微軟正黑體" w:eastAsia="微軟正黑體"/>
+          <w:b w:val="0"/>
+          <w:color w:val="1F2937"/>
+          <w:sz w:val="21"/>
+        </w:rPr>
+        <w:t>重新登錄硬碟與 TPM 的資訊：</w:t>
+      </w:r>
+      <w:r>
+        <w:rPr>
+          <w:rFonts w:ascii="Consolas" w:hAnsi="Consolas" w:cs="Consolas" w:eastAsia="微軟正黑體"/>
+          <w:b w:val="0"/>
+          <w:color w:val="9D174D"/>
+          <w:sz w:val="20"/>
+        </w:rPr>
+        <w:t>mofcomp %windir%\System32\wbem\storagewmi.mof</w:t>
+      </w:r>
+      <w:r>
+        <w:rPr>
+          <w:rFonts w:ascii="微軟正黑體" w:hAnsi="微軟正黑體" w:cs="微軟正黑體" w:eastAsia="微軟正黑體"/>
+          <w:b w:val="0"/>
+          <w:color w:val="1F2937"/>
+          <w:sz w:val="21"/>
+        </w:rPr>
+        <w:t xml:space="preserve">，再 </w:t>
+      </w:r>
+      <w:r>
+        <w:rPr>
+          <w:rFonts w:ascii="Consolas" w:hAnsi="Consolas" w:cs="Consolas" w:eastAsia="微軟正黑體"/>
+          <w:b w:val="0"/>
+          <w:color w:val="9D174D"/>
+          <w:sz w:val="20"/>
+        </w:rPr>
+        <w:t>mofcomp %windir%\System32\wbem\Win32_Tpm.mof</w:t>
+      </w:r>
+    </w:p>
+    <w:p>
+      <w:pPr>
+        <w:tabs>
+          <w:tab w:pos="425" w:val="left"/>
+        </w:tabs>
+        <w:spacing w:before="0" w:after="60" w:line="300" w:lineRule="auto"/>
+        <w:ind w:left="425" w:hanging="425"/>
+      </w:pPr>
+      <w:r>
+        <w:rPr>
+          <w:rFonts w:ascii="微軟正黑體" w:hAnsi="微軟正黑體" w:cs="微軟正黑體" w:eastAsia="微軟正黑體"/>
+          <w:b/>
+          <w:color w:val="1A56DB"/>
+          <w:sz w:val="21"/>
+        </w:rPr>
+        <w:t>4.</w:t>
+        <w:tab/>
+      </w:r>
+      <w:r>
+        <w:rPr>
+          <w:rFonts w:ascii="微軟正黑體" w:hAnsi="微軟正黑體" w:cs="微軟正黑體" w:eastAsia="微軟正黑體"/>
+          <w:b w:val="0"/>
+          <w:color w:val="1F2937"/>
+          <w:sz w:val="21"/>
+        </w:rPr>
+        <w:t>重新開機，開 tpm.msc 看有沒有恢復，再跑一次模擬</w:t>
+      </w:r>
+    </w:p>
+    <w:p>
+      <w:pPr>
+        <w:tabs>
+          <w:tab w:pos="425" w:val="left"/>
+        </w:tabs>
+        <w:spacing w:before="0" w:after="60" w:line="300" w:lineRule="auto"/>
+        <w:ind w:left="425" w:hanging="425"/>
+      </w:pPr>
+      <w:r>
+        <w:rPr>
+          <w:rFonts w:ascii="微軟正黑體" w:hAnsi="微軟正黑體" w:cs="微軟正黑體" w:eastAsia="微軟正黑體"/>
+          <w:b/>
+          <w:color w:val="1A56DB"/>
+          <w:sz w:val="21"/>
+        </w:rPr>
+        <w:t>5.</w:t>
+        <w:tab/>
+      </w:r>
+      <w:r>
+        <w:rPr>
+          <w:rFonts w:ascii="微軟正黑體" w:hAnsi="微軟正黑體" w:cs="微軟正黑體" w:eastAsia="微軟正黑體"/>
+          <w:b w:val="0"/>
+          <w:color w:val="1F2937"/>
+          <w:sz w:val="21"/>
+        </w:rPr>
+        <w:t xml:space="preserve">還是不行：第 2 步顯示「不一致」就 </w:t>
+      </w:r>
+      <w:r>
+        <w:rPr>
+          <w:rFonts w:ascii="Consolas" w:hAnsi="Consolas" w:cs="Consolas" w:eastAsia="微軟正黑體"/>
+          <w:b w:val="0"/>
+          <w:color w:val="9D174D"/>
+          <w:sz w:val="20"/>
+        </w:rPr>
+        <w:t>winmgmt /salvagerepository</w:t>
+      </w:r>
+      <w:r>
+        <w:rPr>
+          <w:rFonts w:ascii="微軟正黑體" w:hAnsi="微軟正黑體" w:cs="微軟正黑體" w:eastAsia="微軟正黑體"/>
+          <w:b w:val="0"/>
+          <w:color w:val="1F2937"/>
+          <w:sz w:val="21"/>
+        </w:rPr>
+        <w:t xml:space="preserve">，顯示「一致」就 </w:t>
+      </w:r>
+      <w:r>
+        <w:rPr>
+          <w:rFonts w:ascii="Consolas" w:hAnsi="Consolas" w:cs="Consolas" w:eastAsia="微軟正黑體"/>
+          <w:b w:val="0"/>
+          <w:color w:val="9D174D"/>
+          <w:sz w:val="20"/>
+        </w:rPr>
+        <w:t>winmgmt /resetrepository</w:t>
+      </w:r>
+      <w:r>
+        <w:rPr>
+          <w:rFonts w:ascii="微軟正黑體" w:hAnsi="微軟正黑體" w:cs="微軟正黑體" w:eastAsia="微軟正黑體"/>
+          <w:b w:val="0"/>
+          <w:color w:val="1F2937"/>
+          <w:sz w:val="21"/>
+        </w:rPr>
+        <w:t>，再重新開機</w:t>
+      </w:r>
+    </w:p>
+    <w:p>
+      <w:pPr>
+        <w:spacing w:before="0" w:after="100" w:line="300" w:lineRule="auto"/>
+      </w:pPr>
+      <w:r>
+        <w:rPr>
+          <w:rFonts w:ascii="微軟正黑體" w:hAnsi="微軟正黑體" w:cs="微軟正黑體" w:eastAsia="微軟正黑體"/>
+          <w:b w:val="0"/>
+          <w:color w:val="6B7280"/>
+          <w:sz w:val="19"/>
+        </w:rPr>
+        <w:t>這些指令只重建 Windows 的系統資訊，不會動到檔案。修法來自微軟的 WMI 疑難排解做法，這台實際修好的結果待補。</w:t>
+      </w:r>
     </w:p>
     <w:p>
       <w:pPr>
@@ -14762,6 +15847,39 @@
           <w:color w:val="1F2937"/>
           <w:sz w:val="21"/>
         </w:rPr>
+        <w:t xml:space="preserve">沒有 CEU、給自己人或現場人員：請對方到 </w:t>
+      </w:r>
+      <w:r>
+        <w:rPr>
+          <w:rFonts w:ascii="微軟正黑體" w:hAnsi="微軟正黑體" w:cs="微軟正黑體" w:eastAsia="微軟正黑體"/>
+          <w:b/>
+          <w:color w:val="1F2937"/>
+          <w:sz w:val="21"/>
+        </w:rPr>
+        <w:t>hunglun.com/tools/downloads</w:t>
+      </w:r>
+      <w:r>
+        <w:rPr>
+          <w:rFonts w:ascii="微軟正黑體" w:hAnsi="微軟正黑體" w:cs="微軟正黑體" w:eastAsia="微軟正黑體"/>
+          <w:b w:val="0"/>
+          <w:color w:val="1F2937"/>
+          <w:sz w:val="21"/>
+        </w:rPr>
+        <w:t xml:space="preserve"> 下載整包（工具密碼另外給），模擬版、正式版和 Google 套件都在裡面，不用再上網下載</w:t>
+      </w:r>
+    </w:p>
+    <w:p>
+      <w:pPr>
+        <w:pStyle w:val="ListBullet"/>
+        <w:spacing w:before="0" w:after="40" w:line="300" w:lineRule="auto"/>
+      </w:pPr>
+      <w:r>
+        <w:rPr>
+          <w:rFonts w:ascii="微軟正黑體" w:hAnsi="微軟正黑體" w:cs="微軟正黑體" w:eastAsia="微軟正黑體"/>
+          <w:b w:val="0"/>
+          <w:color w:val="1F2937"/>
+          <w:sz w:val="21"/>
+        </w:rPr>
         <w:t>推薦 Google 雲端硬碟連結，共用給對方的帳號（不要設成知道連結的人都能看）</w:t>
       </w:r>
     </w:p>
@@ -17395,7 +18513,7 @@
                 <w:color w:val="1F2937"/>
                 <w:sz w:val="19"/>
               </w:rPr>
-              <w:t>[停止]：沒有跑完全部檢查／回報錯誤</w:t>
+              <w:t>[停止]：系統資訊資料庫（WMI）異常</w:t>
             </w:r>
           </w:p>
         </w:tc>
@@ -17415,7 +18533,7 @@
                 <w:color w:val="1F2937"/>
                 <w:sz w:val="19"/>
               </w:rPr>
-              <w:t>FRD 檢查到問題</w:t>
+              <w:t>WMI 壞掉，學校電腦常是還原卡或還原軟體造成</w:t>
             </w:r>
           </w:p>
         </w:tc>
@@ -17435,7 +18553,7 @@
                 <w:color w:val="1F2937"/>
                 <w:sz w:val="19"/>
               </w:rPr>
-              <w:t>看 agent-dryrun.log 裡是哪一項 Checked 沒出現</w:t>
+              <w:t>B2「WMI 異常怎麼修」</w:t>
             </w:r>
           </w:p>
         </w:tc>
@@ -17461,7 +18579,7 @@
                 <w:color w:val="1F2937"/>
                 <w:sz w:val="19"/>
               </w:rPr>
-              <w:t>FRD 中止（結局 2、代碼 30）</w:t>
+              <w:t>[停止]：沒有跑完全部檢查／回報錯誤</w:t>
             </w:r>
           </w:p>
         </w:tc>
@@ -17482,7 +18600,7 @@
                 <w:color w:val="1F2937"/>
                 <w:sz w:val="19"/>
               </w:rPr>
-              <w:t>TPM 需要清除、空間、韌體等</w:t>
+              <w:t>FRD 檢查到問題</w:t>
             </w:r>
           </w:p>
         </w:tc>
@@ -17503,7 +18621,7 @@
                 <w:color w:val="1F2937"/>
                 <w:sz w:val="19"/>
               </w:rPr>
-              <w:t>TPM 類：Windows 裡開 tpm.msc → 清除 TPM，重開機後重試。BitLocker 開著時不要進韌體清 TPM</w:t>
+              <w:t>看 agent-dryrun.log 裡是哪一項 Checked 沒出現</w:t>
             </w:r>
           </w:p>
         </w:tc>
@@ -17528,7 +18646,7 @@
                 <w:color w:val="1F2937"/>
                 <w:sz w:val="19"/>
               </w:rPr>
-              <w:t>模擬出現 GetSupportedSize 相關錯誤</w:t>
+              <w:t>FRD 中止（結局 2、代碼 30）</w:t>
             </w:r>
           </w:p>
         </w:tc>
@@ -17548,7 +18666,7 @@
                 <w:color w:val="1F2937"/>
                 <w:sz w:val="19"/>
               </w:rPr>
-              <w:t>磁碟重組服務設成自動啟動</w:t>
+              <w:t>TPM 需要清除、空間、韌體等</w:t>
             </w:r>
           </w:p>
         </w:tc>
@@ -17568,16 +18686,7 @@
                 <w:color w:val="1F2937"/>
                 <w:sz w:val="19"/>
               </w:rPr>
-              <w:t xml:space="preserve">agent.toml 加 </w:t>
-            </w:r>
-            <w:r>
-              <w:rPr>
-                <w:rFonts w:ascii="Consolas" w:hAnsi="Consolas" w:cs="Consolas" w:eastAsia="微軟正黑體"/>
-                <w:b w:val="0"/>
-                <w:color w:val="9D174D"/>
-                <w:sz w:val="18"/>
-              </w:rPr>
-              <w:t>disable_defragsvc = true</w:t>
+              <w:t>TPM 類：Windows 裡開 tpm.msc → 清除 TPM，重開機後重試。BitLocker 開著時不要進韌體清 TPM</w:t>
             </w:r>
           </w:p>
         </w:tc>
@@ -17603,7 +18712,7 @@
                 <w:color w:val="1F2937"/>
                 <w:sz w:val="19"/>
               </w:rPr>
-              <w:t>PsExec：拒絕存取（錯誤 5）</w:t>
+              <w:t>模擬出現 GetSupportedSize 相關錯誤</w:t>
             </w:r>
           </w:p>
         </w:tc>
@@ -17624,7 +18733,7 @@
                 <w:color w:val="1F2937"/>
                 <w:sz w:val="19"/>
               </w:rPr>
-              <w:t>非網域電腦的遠端限制、帳密錯、不是管理員</w:t>
+              <w:t>磁碟重組服務設成自動啟動</w:t>
             </w:r>
           </w:p>
         </w:tc>
@@ -17645,7 +18754,16 @@
                 <w:color w:val="1F2937"/>
                 <w:sz w:val="19"/>
               </w:rPr>
-              <w:t>B4 的 reg add；帳號可試「電腦名稱\帳號」</w:t>
+              <w:t xml:space="preserve">agent.toml 加 </w:t>
+            </w:r>
+            <w:r>
+              <w:rPr>
+                <w:rFonts w:ascii="Consolas" w:hAnsi="Consolas" w:cs="Consolas" w:eastAsia="微軟正黑體"/>
+                <w:b w:val="0"/>
+                <w:color w:val="9D174D"/>
+                <w:sz w:val="18"/>
+              </w:rPr>
+              <w:t>disable_defragsvc = true</w:t>
             </w:r>
           </w:p>
         </w:tc>
@@ -17670,7 +18788,7 @@
                 <w:color w:val="1F2937"/>
                 <w:sz w:val="19"/>
               </w:rPr>
-              <w:t>PsExec：System error 67／53、逾時</w:t>
+              <w:t>PsExec：拒絕存取（錯誤 5）</w:t>
             </w:r>
           </w:p>
         </w:tc>
@@ -17690,7 +18808,7 @@
                 <w:color w:val="1F2937"/>
                 <w:sz w:val="19"/>
               </w:rPr>
-              <w:t>名稱錯、不同網段、防火牆擋 445</w:t>
+              <w:t>非網域電腦的遠端限制、帳密錯、不是管理員</w:t>
             </w:r>
           </w:p>
         </w:tc>
@@ -17710,7 +18828,7 @@
                 <w:color w:val="1F2937"/>
                 <w:sz w:val="19"/>
               </w:rPr>
-              <w:t>改用 IP、先 ping；開檔案及印表機共用；網路設私人</w:t>
+              <w:t>B4 的 reg add；帳號可試「電腦名稱\帳號」</w:t>
             </w:r>
           </w:p>
         </w:tc>
@@ -17736,7 +18854,7 @@
                 <w:color w:val="1F2937"/>
                 <w:sz w:val="19"/>
               </w:rPr>
-              <w:t>PsExec：代碼不在代碼表</w:t>
+              <w:t>PsExec：System error 67／53、逾時</w:t>
             </w:r>
           </w:p>
         </w:tc>
@@ -17757,7 +18875,7 @@
                 <w:color w:val="1F2937"/>
                 <w:sz w:val="19"/>
               </w:rPr>
-              <w:t>多半是 PsExec 本身的錯誤</w:t>
+              <w:t>名稱錯、不同網段、防火牆擋 445</w:t>
             </w:r>
           </w:p>
         </w:tc>
@@ -17778,7 +18896,7 @@
                 <w:color w:val="1F2937"/>
                 <w:sz w:val="19"/>
               </w:rPr>
-              <w:t>看記錄區附的訊息</w:t>
+              <w:t>改用 IP、先 ping；開檔案及印表機共用；網路設私人</w:t>
             </w:r>
           </w:p>
         </w:tc>
@@ -17803,7 +18921,7 @@
                 <w:color w:val="1F2937"/>
                 <w:sz w:val="19"/>
               </w:rPr>
-              <w:t>預檢：腳本沒產生結果</w:t>
+              <w:t>PsExec：代碼不在代碼表</w:t>
             </w:r>
           </w:p>
         </w:tc>
@@ -17823,7 +18941,7 @@
                 <w:color w:val="1F2937"/>
                 <w:sz w:val="19"/>
               </w:rPr>
-              <w:t>S 模式或防毒擋住</w:t>
+              <w:t>多半是 PsExec 本身的錯誤</w:t>
             </w:r>
           </w:p>
         </w:tc>
@@ -17843,7 +18961,7 @@
                 <w:color w:val="1F2937"/>
                 <w:sz w:val="19"/>
               </w:rPr>
-              <w:t>B2；或改用單台預檢</w:t>
+              <w:t>看記錄區附的訊息</w:t>
             </w:r>
           </w:p>
         </w:tc>
@@ -17869,7 +18987,7 @@
                 <w:color w:val="1F2937"/>
                 <w:sz w:val="19"/>
               </w:rPr>
-              <w:t>有權杖但轉完沒註冊</w:t>
+              <w:t>預檢：腳本沒產生結果</w:t>
             </w:r>
           </w:p>
         </w:tc>
@@ -17890,7 +19008,7 @@
                 <w:color w:val="1F2937"/>
                 <w:sz w:val="19"/>
               </w:rPr>
-              <w:t>權杖錯、不是這個網域的、名額不夠、連不上網</w:t>
+              <w:t>S 模式或防毒擋住</w:t>
             </w:r>
           </w:p>
         </w:tc>
@@ -17911,7 +19029,7 @@
                 <w:color w:val="1F2937"/>
                 <w:sz w:val="19"/>
               </w:rPr>
-              <w:t>確認 Wi-Fi／網路線；重產權杖；查授權；必要時現場手動註冊（C3）</w:t>
+              <w:t>B2；或改用單台預檢</w:t>
             </w:r>
           </w:p>
         </w:tc>
@@ -17936,7 +19054,7 @@
                 <w:color w:val="1F2937"/>
                 <w:sz w:val="19"/>
               </w:rPr>
-              <w:t>轉完連不上 Wi-Fi</w:t>
+              <w:t>有權杖但轉完沒註冊</w:t>
             </w:r>
           </w:p>
         </w:tc>
@@ -17956,7 +19074,7 @@
                 <w:color w:val="1F2937"/>
                 <w:sz w:val="19"/>
               </w:rPr>
-              <w:t>密碼錯；企業型 Wi-Fi（802.1X）不支援</w:t>
+              <w:t>權杖錯、不是這個網域的、名額不夠、連不上網</w:t>
             </w:r>
           </w:p>
         </w:tc>
@@ -17976,7 +19094,7 @@
                 <w:color w:val="1F2937"/>
                 <w:sz w:val="19"/>
               </w:rPr>
-              <w:t>現場手動連；改插網路線</w:t>
+              <w:t>確認 Wi-Fi／網路線；重產權杖；查授權；必要時現場手動註冊（C3）</w:t>
             </w:r>
           </w:p>
         </w:tc>
@@ -18002,7 +19120,7 @@
                 <w:color w:val="1F2937"/>
                 <w:sz w:val="19"/>
               </w:rPr>
-              <w:t>想正式轉換，卻停在「這次只做模擬測試」</w:t>
+              <w:t>轉完連不上 Wi-Fi</w:t>
             </w:r>
           </w:p>
         </w:tc>
@@ -18023,7 +19141,7 @@
                 <w:color w:val="1F2937"/>
                 <w:sz w:val="19"/>
               </w:rPr>
-              <w:t>$ONLY_TEST 還是 $true</w:t>
+              <w:t>密碼錯；企業型 Wi-Fi（802.1X）不支援</w:t>
             </w:r>
           </w:p>
         </w:tc>
@@ -18044,7 +19162,7 @@
                 <w:color w:val="1F2937"/>
                 <w:sz w:val="19"/>
               </w:rPr>
-              <w:t>改成 $false 存檔，再雙擊一次</w:t>
+              <w:t>現場手動連；改插網路線</w:t>
             </w:r>
           </w:p>
         </w:tc>
@@ -18069,6 +19187,72 @@
                 <w:color w:val="1F2937"/>
                 <w:sz w:val="19"/>
               </w:rPr>
+              <w:t>想正式轉換，卻停在「這次只做模擬測試」</w:t>
+            </w:r>
+          </w:p>
+        </w:tc>
+        <w:tc>
+          <w:tcPr>
+            <w:tcW w:type="dxa" w:w="2835"/>
+          </w:tcPr>
+          <w:p>
+            <w:pPr>
+              <w:spacing w:before="20" w:after="20" w:line="276" w:lineRule="auto"/>
+            </w:pPr>
+            <w:r/>
+            <w:r>
+              <w:rPr>
+                <w:rFonts w:ascii="微軟正黑體" w:hAnsi="微軟正黑體" w:cs="微軟正黑體" w:eastAsia="微軟正黑體"/>
+                <w:b w:val="0"/>
+                <w:color w:val="1F2937"/>
+                <w:sz w:val="19"/>
+              </w:rPr>
+              <w:t>$ONLY_TEST 還是 $true</w:t>
+            </w:r>
+          </w:p>
+        </w:tc>
+        <w:tc>
+          <w:tcPr>
+            <w:tcW w:type="dxa" w:w="4082"/>
+          </w:tcPr>
+          <w:p>
+            <w:pPr>
+              <w:spacing w:before="20" w:after="20" w:line="276" w:lineRule="auto"/>
+            </w:pPr>
+            <w:r/>
+            <w:r>
+              <w:rPr>
+                <w:rFonts w:ascii="微軟正黑體" w:hAnsi="微軟正黑體" w:cs="微軟正黑體" w:eastAsia="微軟正黑體"/>
+                <w:b w:val="0"/>
+                <w:color w:val="1F2937"/>
+                <w:sz w:val="19"/>
+              </w:rPr>
+              <w:t>改成 $false 存檔，再雙擊一次</w:t>
+            </w:r>
+          </w:p>
+        </w:tc>
+      </w:tr>
+      <w:tr>
+        <w:trPr>
+          <w:cantSplit/>
+        </w:trPr>
+        <w:tc>
+          <w:tcPr>
+            <w:tcW w:type="dxa" w:w="2721"/>
+            <w:shd w:val="clear" w:color="auto" w:fill="F3F6FB"/>
+          </w:tcPr>
+          <w:p>
+            <w:pPr>
+              <w:spacing w:before="20" w:after="20" w:line="276" w:lineRule="auto"/>
+            </w:pPr>
+            <w:r/>
+            <w:r>
+              <w:rPr>
+                <w:rFonts w:ascii="微軟正黑體" w:hAnsi="微軟正黑體" w:cs="微軟正黑體" w:eastAsia="微軟正黑體"/>
+                <w:b w:val="0"/>
+                <w:color w:val="1F2937"/>
+                <w:sz w:val="19"/>
+              </w:rPr>
               <w:t>Chrome 下載工具包說「不是常見的下載項目」</w:t>
             </w:r>
           </w:p>
@@ -18076,6 +19260,7 @@
         <w:tc>
           <w:tcPr>
             <w:tcW w:type="dxa" w:w="2835"/>
+            <w:shd w:val="clear" w:color="auto" w:fill="F3F6FB"/>
           </w:tcPr>
           <w:p>
             <w:pPr>
@@ -18096,6 +19281,7 @@
         <w:tc>
           <w:tcPr>
             <w:tcW w:type="dxa" w:w="4082"/>
+            <w:shd w:val="clear" w:color="auto" w:fill="F3F6FB"/>
           </w:tcPr>
           <w:p>
             <w:pPr>
@@ -18119,6 +19305,147 @@
       <w:pPr>
         <w:spacing w:after="40"/>
       </w:pPr>
+    </w:p>
+    <w:p>
+      <w:pPr>
+        <w:pStyle w:val="Heading3"/>
+        <w:spacing w:before="200" w:after="80" w:line="300" w:lineRule="auto"/>
+      </w:pPr>
+      <w:r>
+        <w:rPr>
+          <w:rFonts w:ascii="微軟正黑體" w:hAnsi="微軟正黑體" w:cs="微軟正黑體" w:eastAsia="微軟正黑體"/>
+          <w:b/>
+          <w:color w:val="1F2937"/>
+          <w:sz w:val="23"/>
+        </w:rPr>
+        <w:t>轉完想改回 Windows</w:t>
+      </w:r>
+    </w:p>
+    <w:p>
+      <w:pPr>
+        <w:spacing w:before="0" w:after="100" w:line="300" w:lineRule="auto"/>
+      </w:pPr>
+      <w:r>
+        <w:rPr>
+          <w:rFonts w:ascii="微軟正黑體" w:hAnsi="微軟正黑體" w:cs="微軟正黑體" w:eastAsia="微軟正黑體"/>
+          <w:b w:val="0"/>
+          <w:color w:val="1F2937"/>
+          <w:sz w:val="21"/>
+        </w:rPr>
+        <w:t>可以，但原本的資料救不回來。</w:t>
+      </w:r>
+    </w:p>
+    <w:p>
+      <w:pPr>
+        <w:tabs>
+          <w:tab w:pos="425" w:val="left"/>
+        </w:tabs>
+        <w:spacing w:before="0" w:after="60" w:line="300" w:lineRule="auto"/>
+        <w:ind w:left="425" w:hanging="425"/>
+      </w:pPr>
+      <w:r>
+        <w:rPr>
+          <w:rFonts w:ascii="微軟正黑體" w:hAnsi="微軟正黑體" w:cs="微軟正黑體" w:eastAsia="微軟正黑體"/>
+          <w:b/>
+          <w:color w:val="1A56DB"/>
+          <w:sz w:val="21"/>
+        </w:rPr>
+        <w:t>1.</w:t>
+        <w:tab/>
+      </w:r>
+      <w:r>
+        <w:rPr>
+          <w:rFonts w:ascii="微軟正黑體" w:hAnsi="微軟正黑體" w:cs="微軟正黑體" w:eastAsia="微軟正黑體"/>
+          <w:b w:val="0"/>
+          <w:color w:val="1F2937"/>
+          <w:sz w:val="21"/>
+        </w:rPr>
+        <w:t>另一台電腦用微軟的 Media Creation Tool 做 Windows 安裝隨身碟（8GB 以上，隨身碟會被清空）</w:t>
+      </w:r>
+    </w:p>
+    <w:p>
+      <w:pPr>
+        <w:tabs>
+          <w:tab w:pos="425" w:val="left"/>
+        </w:tabs>
+        <w:spacing w:before="0" w:after="60" w:line="300" w:lineRule="auto"/>
+        <w:ind w:left="425" w:hanging="425"/>
+      </w:pPr>
+      <w:r>
+        <w:rPr>
+          <w:rFonts w:ascii="微軟正黑體" w:hAnsi="微軟正黑體" w:cs="微軟正黑體" w:eastAsia="微軟正黑體"/>
+          <w:b/>
+          <w:color w:val="1A56DB"/>
+          <w:sz w:val="21"/>
+        </w:rPr>
+        <w:t>2.</w:t>
+        <w:tab/>
+      </w:r>
+      <w:r>
+        <w:rPr>
+          <w:rFonts w:ascii="微軟正黑體" w:hAnsi="微軟正黑體" w:cs="微軟正黑體" w:eastAsia="微軟正黑體"/>
+          <w:b w:val="0"/>
+          <w:color w:val="1F2937"/>
+          <w:sz w:val="21"/>
+        </w:rPr>
+        <w:t>插上這台，開機按開機選單鍵（ASUS 常見 F8 或 Esc）選隨身碟</w:t>
+      </w:r>
+    </w:p>
+    <w:p>
+      <w:pPr>
+        <w:tabs>
+          <w:tab w:pos="425" w:val="left"/>
+        </w:tabs>
+        <w:spacing w:before="0" w:after="60" w:line="300" w:lineRule="auto"/>
+        <w:ind w:left="425" w:hanging="425"/>
+      </w:pPr>
+      <w:r>
+        <w:rPr>
+          <w:rFonts w:ascii="微軟正黑體" w:hAnsi="微軟正黑體" w:cs="微軟正黑體" w:eastAsia="微軟正黑體"/>
+          <w:b/>
+          <w:color w:val="1A56DB"/>
+          <w:sz w:val="21"/>
+        </w:rPr>
+        <w:t>3.</w:t>
+        <w:tab/>
+      </w:r>
+      <w:r>
+        <w:rPr>
+          <w:rFonts w:ascii="微軟正黑體" w:hAnsi="微軟正黑體" w:cs="微軟正黑體" w:eastAsia="微軟正黑體"/>
+          <w:b w:val="0"/>
+          <w:color w:val="1F2937"/>
+          <w:sz w:val="21"/>
+        </w:rPr>
+        <w:t>安裝類型選「自訂」，把 Flex 的分割區全部刪掉，裝在空出來的空間，約 30～60 分鐘</w:t>
+      </w:r>
+    </w:p>
+    <w:p>
+      <w:pPr>
+        <w:tabs>
+          <w:tab w:pos="425" w:val="left"/>
+        </w:tabs>
+        <w:spacing w:before="0" w:after="60" w:line="300" w:lineRule="auto"/>
+        <w:ind w:left="425" w:hanging="425"/>
+      </w:pPr>
+      <w:r>
+        <w:rPr>
+          <w:rFonts w:ascii="微軟正黑體" w:hAnsi="微軟正黑體" w:cs="微軟正黑體" w:eastAsia="微軟正黑體"/>
+          <w:b/>
+          <w:color w:val="1A56DB"/>
+          <w:sz w:val="21"/>
+        </w:rPr>
+        <w:t>4.</w:t>
+        <w:tab/>
+      </w:r>
+      <w:r>
+        <w:rPr>
+          <w:rFonts w:ascii="微軟正黑體" w:hAnsi="微軟正黑體" w:cs="微軟正黑體" w:eastAsia="微軟正黑體"/>
+          <w:b w:val="0"/>
+          <w:color w:val="1F2937"/>
+          <w:sz w:val="21"/>
+        </w:rPr>
+        <w:t>Windows 10 以後出廠的電腦序號在主機板韌體裡，裝同一版本（家用版或專業版）連上網通常自動啟用；轉換前先在「設定 → 系統 → 關於」記下版本</w:t>
+      </w:r>
     </w:p>
     <w:p>
       <w:pPr>

--- a/tools/downloads/ChromeOS-Flex-兩條路線操作說明.docx
+++ b/tools/downloads/ChromeOS-Flex-兩條路線操作說明.docx
@@ -13676,7 +13676,7 @@
           <w:color w:val="1F2937"/>
           <w:sz w:val="21"/>
         </w:rPr>
-        <w:t>在 Google 認證清單上，狀態是「通過認證」（只有這項工具沒辦法自動判斷）</w:t>
+        <w:t>在 Google 認證清單上，狀態是「通過認證」（一鍵檔會自動上網比對並提示，不在清單上不會擋下；PsExec 預檢要人工比對）</w:t>
       </w:r>
     </w:p>
     <w:p>
@@ -16249,7 +16249,7 @@
                 <w:color w:val="1F2937"/>
                 <w:sz w:val="19"/>
               </w:rPr>
-              <w:t>型號、系統、開機模式、磁碟、可用空間</w:t>
+              <w:t>型號、系統、開機模式、磁碟、可用空間，並上網比對 Google 認證清單</w:t>
             </w:r>
           </w:p>
         </w:tc>
@@ -16269,7 +16269,7 @@
                 <w:color w:val="1F2937"/>
                 <w:sz w:val="19"/>
               </w:rPr>
-              <w:t>綠色「硬體條件合格」；紅色 [停止] 加原因時照原因處理，Windows 沒被改動</w:t>
+              <w:t>綠色「硬體條件合格」；認證清單那行只是提示（有、相近、找不到、連不上），不會擋下；紅色 [停止] 加原因時照原因處理，Windows 沒被改動</w:t>
             </w:r>
           </w:p>
         </w:tc>
@@ -22629,7 +22629,7 @@
                 <w:color w:val="1F2937"/>
                 <w:sz w:val="19"/>
               </w:rPr>
-              <w:t>FRD 部署前不會自動檢查機型相容性，要人工比對認證清單</w:t>
+              <w:t>FRD 部署前不會自動檢查機型相容性，一鍵檔會自動比對並提示（只提示不擋下），其他路線要人工比對</w:t>
             </w:r>
           </w:p>
         </w:tc>

--- a/tools/downloads/ChromeOS-Flex-兩條路線操作說明.docx
+++ b/tools/downloads/ChromeOS-Flex-兩條路線操作說明.docx
@@ -15053,6 +15053,289 @@
     </w:p>
     <w:p>
       <w:pPr>
+        <w:pStyle w:val="Heading3"/>
+        <w:spacing w:before="200" w:after="80" w:line="300" w:lineRule="auto"/>
+      </w:pPr>
+      <w:r>
+        <w:rPr>
+          <w:rFonts w:ascii="微軟正黑體" w:hAnsi="微軟正黑體" w:cs="微軟正黑體" w:eastAsia="微軟正黑體"/>
+          <w:b/>
+          <w:color w:val="1F2937"/>
+          <w:sz w:val="23"/>
+        </w:rPr>
+        <w:t>縮不出空間怎麼辦</w:t>
+      </w:r>
+    </w:p>
+    <w:p>
+      <w:pPr>
+        <w:spacing w:before="0" w:after="100" w:line="300" w:lineRule="auto"/>
+      </w:pPr>
+      <w:r>
+        <w:rPr>
+          <w:rFonts w:ascii="微軟正黑體" w:hAnsi="微軟正黑體" w:cs="微軟正黑體" w:eastAsia="微軟正黑體"/>
+          <w:b w:val="0"/>
+          <w:color w:val="1F2937"/>
+          <w:sz w:val="21"/>
+        </w:rPr>
+        <w:t>FRD 要從 C 槽尾端切出約 5.4GB 放安裝程式。C 槽可用空間再多，只要尾端卡著搬不動的檔案（分頁檔、休眠檔、還原點），能縮的就不夠。2026-10-07 學校的 ASUS SD310（120GB SSD）就是這樣：可用空間超過 12GB，卻只縮得出 2.1GB，一鍵檔停在「C 槽最多只能縮出…」。</w:t>
+      </w:r>
+    </w:p>
+    <w:p>
+      <w:pPr>
+        <w:tabs>
+          <w:tab w:pos="425" w:val="left"/>
+        </w:tabs>
+        <w:spacing w:before="0" w:after="60" w:line="300" w:lineRule="auto"/>
+        <w:ind w:left="425" w:hanging="425"/>
+      </w:pPr>
+      <w:r>
+        <w:rPr>
+          <w:rFonts w:ascii="微軟正黑體" w:hAnsi="微軟正黑體" w:cs="微軟正黑體" w:eastAsia="微軟正黑體"/>
+          <w:b/>
+          <w:color w:val="1A56DB"/>
+          <w:sz w:val="21"/>
+        </w:rPr>
+        <w:t>1.</w:t>
+        <w:tab/>
+      </w:r>
+      <w:r>
+        <w:rPr>
+          <w:rFonts w:ascii="微軟正黑體" w:hAnsi="微軟正黑體" w:cs="微軟正黑體" w:eastAsia="微軟正黑體"/>
+          <w:b w:val="0"/>
+          <w:color w:val="1F2937"/>
+          <w:sz w:val="21"/>
+        </w:rPr>
+        <w:t xml:space="preserve">先看現在能縮多少：系統管理員 PowerShell 輸入 </w:t>
+      </w:r>
+      <w:r>
+        <w:rPr>
+          <w:rFonts w:ascii="Consolas" w:hAnsi="Consolas" w:cs="Consolas" w:eastAsia="微軟正黑體"/>
+          <w:b w:val="0"/>
+          <w:color w:val="9D174D"/>
+          <w:sz w:val="20"/>
+        </w:rPr>
+        <w:t>$p=Get-Partition -DriveLetter C; $s=Get-PartitionSupportedSize -DriveLetter C; [math]::Round(($p.Size-$s.SizeMin)/1GB,1)</w:t>
+      </w:r>
+      <w:r>
+        <w:rPr>
+          <w:rFonts w:ascii="微軟正黑體" w:hAnsi="微軟正黑體" w:cs="微軟正黑體" w:eastAsia="微軟正黑體"/>
+          <w:b w:val="0"/>
+          <w:color w:val="1F2937"/>
+          <w:sz w:val="21"/>
+        </w:rPr>
+        <w:t xml:space="preserve">，顯示的數字要 </w:t>
+      </w:r>
+      <w:r>
+        <w:rPr>
+          <w:rFonts w:ascii="微軟正黑體" w:hAnsi="微軟正黑體" w:cs="微軟正黑體" w:eastAsia="微軟正黑體"/>
+          <w:b/>
+          <w:color w:val="1F2937"/>
+          <w:sz w:val="21"/>
+        </w:rPr>
+        <w:t>6 以上</w:t>
+      </w:r>
+      <w:r>
+        <w:rPr>
+          <w:rFonts w:ascii="微軟正黑體" w:hAnsi="微軟正黑體" w:cs="微軟正黑體" w:eastAsia="微軟正黑體"/>
+          <w:b w:val="0"/>
+          <w:color w:val="1F2937"/>
+          <w:sz w:val="21"/>
+        </w:rPr>
+        <w:t>（FRD 要約 5.4GB）</w:t>
+      </w:r>
+    </w:p>
+    <w:p>
+      <w:pPr>
+        <w:tabs>
+          <w:tab w:pos="425" w:val="left"/>
+        </w:tabs>
+        <w:spacing w:before="0" w:after="60" w:line="300" w:lineRule="auto"/>
+        <w:ind w:left="425" w:hanging="425"/>
+      </w:pPr>
+      <w:r>
+        <w:rPr>
+          <w:rFonts w:ascii="微軟正黑體" w:hAnsi="微軟正黑體" w:cs="微軟正黑體" w:eastAsia="微軟正黑體"/>
+          <w:b/>
+          <w:color w:val="1A56DB"/>
+          <w:sz w:val="21"/>
+        </w:rPr>
+        <w:t>2.</w:t>
+        <w:tab/>
+      </w:r>
+      <w:r>
+        <w:rPr>
+          <w:rFonts w:ascii="微軟正黑體" w:hAnsi="微軟正黑體" w:cs="微軟正黑體" w:eastAsia="微軟正黑體"/>
+          <w:b w:val="0"/>
+          <w:color w:val="1F2937"/>
+          <w:sz w:val="21"/>
+        </w:rPr>
+        <w:t>關休眠（系統管理員命令提示字元）：</w:t>
+      </w:r>
+      <w:r>
+        <w:rPr>
+          <w:rFonts w:ascii="Consolas" w:hAnsi="Consolas" w:cs="Consolas" w:eastAsia="微軟正黑體"/>
+          <w:b w:val="0"/>
+          <w:color w:val="9D174D"/>
+          <w:sz w:val="20"/>
+        </w:rPr>
+        <w:t>powercfg /h off</w:t>
+      </w:r>
+    </w:p>
+    <w:p>
+      <w:pPr>
+        <w:tabs>
+          <w:tab w:pos="425" w:val="left"/>
+        </w:tabs>
+        <w:spacing w:before="0" w:after="60" w:line="300" w:lineRule="auto"/>
+        <w:ind w:left="425" w:hanging="425"/>
+      </w:pPr>
+      <w:r>
+        <w:rPr>
+          <w:rFonts w:ascii="微軟正黑體" w:hAnsi="微軟正黑體" w:cs="微軟正黑體" w:eastAsia="微軟正黑體"/>
+          <w:b/>
+          <w:color w:val="1A56DB"/>
+          <w:sz w:val="21"/>
+        </w:rPr>
+        <w:t>3.</w:t>
+        <w:tab/>
+      </w:r>
+      <w:r>
+        <w:rPr>
+          <w:rFonts w:ascii="微軟正黑體" w:hAnsi="微軟正黑體" w:cs="微軟正黑體" w:eastAsia="微軟正黑體"/>
+          <w:b w:val="0"/>
+          <w:color w:val="1F2937"/>
+          <w:sz w:val="21"/>
+        </w:rPr>
+        <w:t>刪還原點：</w:t>
+      </w:r>
+      <w:r>
+        <w:rPr>
+          <w:rFonts w:ascii="Consolas" w:hAnsi="Consolas" w:cs="Consolas" w:eastAsia="微軟正黑體"/>
+          <w:b w:val="0"/>
+          <w:color w:val="9D174D"/>
+          <w:sz w:val="20"/>
+        </w:rPr>
+        <w:t>vssadmin delete shadows /for=C: /all /quiet</w:t>
+      </w:r>
+    </w:p>
+    <w:p>
+      <w:pPr>
+        <w:tabs>
+          <w:tab w:pos="425" w:val="left"/>
+        </w:tabs>
+        <w:spacing w:before="0" w:after="60" w:line="300" w:lineRule="auto"/>
+        <w:ind w:left="425" w:hanging="425"/>
+      </w:pPr>
+      <w:r>
+        <w:rPr>
+          <w:rFonts w:ascii="微軟正黑體" w:hAnsi="微軟正黑體" w:cs="微軟正黑體" w:eastAsia="微軟正黑體"/>
+          <w:b/>
+          <w:color w:val="1A56DB"/>
+          <w:sz w:val="21"/>
+        </w:rPr>
+        <w:t>4.</w:t>
+        <w:tab/>
+      </w:r>
+      <w:r>
+        <w:rPr>
+          <w:rFonts w:ascii="微軟正黑體" w:hAnsi="微軟正黑體" w:cs="微軟正黑體" w:eastAsia="微軟正黑體"/>
+          <w:b w:val="0"/>
+          <w:color w:val="1F2937"/>
+          <w:sz w:val="21"/>
+        </w:rPr>
+        <w:t>暫時不用分頁檔：設定 → 系統 → 關於 →「進階系統設定」→ 效能「設定」→「進階」→ 虛擬記憶體「變更」→ 取消「自動管理」→ 選 C 槽 →「沒有分頁檔」→「設定」→ 確定，重新開機</w:t>
+      </w:r>
+    </w:p>
+    <w:p>
+      <w:pPr>
+        <w:tabs>
+          <w:tab w:pos="425" w:val="left"/>
+        </w:tabs>
+        <w:spacing w:before="0" w:after="60" w:line="300" w:lineRule="auto"/>
+        <w:ind w:left="425" w:hanging="425"/>
+      </w:pPr>
+      <w:r>
+        <w:rPr>
+          <w:rFonts w:ascii="微軟正黑體" w:hAnsi="微軟正黑體" w:cs="微軟正黑體" w:eastAsia="微軟正黑體"/>
+          <w:b/>
+          <w:color w:val="1A56DB"/>
+          <w:sz w:val="21"/>
+        </w:rPr>
+        <w:t>5.</w:t>
+        <w:tab/>
+      </w:r>
+      <w:r>
+        <w:rPr>
+          <w:rFonts w:ascii="微軟正黑體" w:hAnsi="微軟正黑體" w:cs="微軟正黑體" w:eastAsia="微軟正黑體"/>
+          <w:b w:val="0"/>
+          <w:color w:val="1F2937"/>
+          <w:sz w:val="21"/>
+        </w:rPr>
+        <w:t>整理可用空間：</w:t>
+      </w:r>
+      <w:r>
+        <w:rPr>
+          <w:rFonts w:ascii="Consolas" w:hAnsi="Consolas" w:cs="Consolas" w:eastAsia="微軟正黑體"/>
+          <w:b w:val="0"/>
+          <w:color w:val="9D174D"/>
+          <w:sz w:val="20"/>
+        </w:rPr>
+        <w:t>defrag C: /X</w:t>
+      </w:r>
+      <w:r>
+        <w:rPr>
+          <w:rFonts w:ascii="微軟正黑體" w:hAnsi="微軟正黑體" w:cs="微軟正黑體" w:eastAsia="微軟正黑體"/>
+          <w:b w:val="0"/>
+          <w:color w:val="1F2937"/>
+          <w:sz w:val="21"/>
+        </w:rPr>
+        <w:t>（舊硬碟要十幾分鐘）</w:t>
+      </w:r>
+    </w:p>
+    <w:p>
+      <w:pPr>
+        <w:tabs>
+          <w:tab w:pos="425" w:val="left"/>
+        </w:tabs>
+        <w:spacing w:before="0" w:after="60" w:line="300" w:lineRule="auto"/>
+        <w:ind w:left="425" w:hanging="425"/>
+      </w:pPr>
+      <w:r>
+        <w:rPr>
+          <w:rFonts w:ascii="微軟正黑體" w:hAnsi="微軟正黑體" w:cs="微軟正黑體" w:eastAsia="微軟正黑體"/>
+          <w:b/>
+          <w:color w:val="1A56DB"/>
+          <w:sz w:val="21"/>
+        </w:rPr>
+        <w:t>6.</w:t>
+        <w:tab/>
+      </w:r>
+      <w:r>
+        <w:rPr>
+          <w:rFonts w:ascii="微軟正黑體" w:hAnsi="微軟正黑體" w:cs="微軟正黑體" w:eastAsia="微軟正黑體"/>
+          <w:b w:val="0"/>
+          <w:color w:val="1F2937"/>
+          <w:sz w:val="21"/>
+        </w:rPr>
+        <w:t>再跑第 1 步的指令，到 6 以上就重跑模擬；還不夠就用「磁碟清理」清系統檔案後再重複第 5 步</w:t>
+      </w:r>
+    </w:p>
+    <w:p>
+      <w:pPr>
+        <w:spacing w:before="0" w:after="100" w:line="300" w:lineRule="auto"/>
+      </w:pPr>
+      <w:r>
+        <w:rPr>
+          <w:rFonts w:ascii="微軟正黑體" w:hAnsi="微軟正黑體" w:cs="微軟正黑體" w:eastAsia="微軟正黑體"/>
+          <w:b w:val="0"/>
+          <w:color w:val="6B7280"/>
+          <w:sz w:val="19"/>
+        </w:rPr>
+        <w:t>轉換後 Windows 會被清掉，分頁檔、休眠不用改回來；只做模擬不轉的話，記得把分頁檔改回「自動管理」。</w:t>
+      </w:r>
+    </w:p>
+    <w:p>
+      <w:pPr>
         <w:pStyle w:val="Heading2"/>
         <w:spacing w:before="280" w:after="120" w:line="300" w:lineRule="auto"/>
       </w:pPr>
@@ -18513,7 +18796,7 @@
                 <w:color w:val="1F2937"/>
                 <w:sz w:val="19"/>
               </w:rPr>
-              <w:t>[停止]：系統資訊資料庫（WMI）異常</w:t>
+              <w:t>[停止]：C 槽最多只能縮出 X GB</w:t>
             </w:r>
           </w:p>
         </w:tc>
@@ -18533,7 +18816,7 @@
                 <w:color w:val="1F2937"/>
                 <w:sz w:val="19"/>
               </w:rPr>
-              <w:t>WMI 壞掉，學校電腦常是還原卡或還原軟體造成</w:t>
+              <w:t>尾端有搬不動的檔案（分頁檔、休眠檔、還原點）</w:t>
             </w:r>
           </w:p>
         </w:tc>
@@ -18553,7 +18836,7 @@
                 <w:color w:val="1F2937"/>
                 <w:sz w:val="19"/>
               </w:rPr>
-              <w:t>B2「WMI 異常怎麼修」</w:t>
+              <w:t>B2「縮不出空間怎麼辦」</w:t>
             </w:r>
           </w:p>
         </w:tc>
@@ -18579,7 +18862,7 @@
                 <w:color w:val="1F2937"/>
                 <w:sz w:val="19"/>
               </w:rPr>
-              <w:t>[停止]：沒有跑完全部檢查／回報錯誤</w:t>
+              <w:t>[停止]：系統資訊資料庫（WMI）異常</w:t>
             </w:r>
           </w:p>
         </w:tc>
@@ -18600,7 +18883,7 @@
                 <w:color w:val="1F2937"/>
                 <w:sz w:val="19"/>
               </w:rPr>
-              <w:t>FRD 檢查到問題</w:t>
+              <w:t>WMI 壞掉，學校電腦常是還原卡或還原軟體造成</w:t>
             </w:r>
           </w:p>
         </w:tc>
@@ -18621,7 +18904,7 @@
                 <w:color w:val="1F2937"/>
                 <w:sz w:val="19"/>
               </w:rPr>
-              <w:t>看 agent-dryrun.log 裡是哪一項 Checked 沒出現</w:t>
+              <w:t>B2「WMI 異常怎麼修」</w:t>
             </w:r>
           </w:p>
         </w:tc>
@@ -18646,7 +18929,7 @@
                 <w:color w:val="1F2937"/>
                 <w:sz w:val="19"/>
               </w:rPr>
-              <w:t>FRD 中止（結局 2、代碼 30）</w:t>
+              <w:t>[停止]：沒有跑完全部檢查／回報錯誤</w:t>
             </w:r>
           </w:p>
         </w:tc>
@@ -18666,7 +18949,7 @@
                 <w:color w:val="1F2937"/>
                 <w:sz w:val="19"/>
               </w:rPr>
-              <w:t>TPM 需要清除、空間、韌體等</w:t>
+              <w:t>FRD 檢查到問題</w:t>
             </w:r>
           </w:p>
         </w:tc>
@@ -18686,7 +18969,7 @@
                 <w:color w:val="1F2937"/>
                 <w:sz w:val="19"/>
               </w:rPr>
-              <w:t>TPM 類：Windows 裡開 tpm.msc → 清除 TPM，重開機後重試。BitLocker 開著時不要進韌體清 TPM</w:t>
+              <w:t>看 agent-dryrun.log 裡是哪一項 Checked 沒出現</w:t>
             </w:r>
           </w:p>
         </w:tc>
@@ -18712,7 +18995,7 @@
                 <w:color w:val="1F2937"/>
                 <w:sz w:val="19"/>
               </w:rPr>
-              <w:t>模擬出現 GetSupportedSize 相關錯誤</w:t>
+              <w:t>FRD 中止（結局 2、代碼 30）</w:t>
             </w:r>
           </w:p>
         </w:tc>
@@ -18733,7 +19016,7 @@
                 <w:color w:val="1F2937"/>
                 <w:sz w:val="19"/>
               </w:rPr>
-              <w:t>磁碟重組服務設成自動啟動</w:t>
+              <w:t>TPM 需要清除、空間、韌體等</w:t>
             </w:r>
           </w:p>
         </w:tc>
@@ -18754,16 +19037,7 @@
                 <w:color w:val="1F2937"/>
                 <w:sz w:val="19"/>
               </w:rPr>
-              <w:t xml:space="preserve">agent.toml 加 </w:t>
-            </w:r>
-            <w:r>
-              <w:rPr>
-                <w:rFonts w:ascii="Consolas" w:hAnsi="Consolas" w:cs="Consolas" w:eastAsia="微軟正黑體"/>
-                <w:b w:val="0"/>
-                <w:color w:val="9D174D"/>
-                <w:sz w:val="18"/>
-              </w:rPr>
-              <w:t>disable_defragsvc = true</w:t>
+              <w:t>TPM 類：Windows 裡開 tpm.msc → 清除 TPM，重開機後重試。BitLocker 開著時不要進韌體清 TPM</w:t>
             </w:r>
           </w:p>
         </w:tc>
@@ -18788,7 +19062,7 @@
                 <w:color w:val="1F2937"/>
                 <w:sz w:val="19"/>
               </w:rPr>
-              <w:t>PsExec：拒絕存取（錯誤 5）</w:t>
+              <w:t>模擬出現 GetSupportedSize 相關錯誤</w:t>
             </w:r>
           </w:p>
         </w:tc>
@@ -18808,7 +19082,7 @@
                 <w:color w:val="1F2937"/>
                 <w:sz w:val="19"/>
               </w:rPr>
-              <w:t>非網域電腦的遠端限制、帳密錯、不是管理員</w:t>
+              <w:t>磁碟重組服務設成自動啟動</w:t>
             </w:r>
           </w:p>
         </w:tc>
@@ -18828,7 +19102,16 @@
                 <w:color w:val="1F2937"/>
                 <w:sz w:val="19"/>
               </w:rPr>
-              <w:t>B4 的 reg add；帳號可試「電腦名稱\帳號」</w:t>
+              <w:t xml:space="preserve">agent.toml 加 </w:t>
+            </w:r>
+            <w:r>
+              <w:rPr>
+                <w:rFonts w:ascii="Consolas" w:hAnsi="Consolas" w:cs="Consolas" w:eastAsia="微軟正黑體"/>
+                <w:b w:val="0"/>
+                <w:color w:val="9D174D"/>
+                <w:sz w:val="18"/>
+              </w:rPr>
+              <w:t>disable_defragsvc = true</w:t>
             </w:r>
           </w:p>
         </w:tc>
@@ -18854,7 +19137,7 @@
                 <w:color w:val="1F2937"/>
                 <w:sz w:val="19"/>
               </w:rPr>
-              <w:t>PsExec：System error 67／53、逾時</w:t>
+              <w:t>PsExec：拒絕存取（錯誤 5）</w:t>
             </w:r>
           </w:p>
         </w:tc>
@@ -18875,7 +19158,7 @@
                 <w:color w:val="1F2937"/>
                 <w:sz w:val="19"/>
               </w:rPr>
-              <w:t>名稱錯、不同網段、防火牆擋 445</w:t>
+              <w:t>非網域電腦的遠端限制、帳密錯、不是管理員</w:t>
             </w:r>
           </w:p>
         </w:tc>
@@ -18896,7 +19179,7 @@
                 <w:color w:val="1F2937"/>
                 <w:sz w:val="19"/>
               </w:rPr>
-              <w:t>改用 IP、先 ping；開檔案及印表機共用；網路設私人</w:t>
+              <w:t>B4 的 reg add；帳號可試「電腦名稱\帳號」</w:t>
             </w:r>
           </w:p>
         </w:tc>
@@ -18921,7 +19204,7 @@
                 <w:color w:val="1F2937"/>
                 <w:sz w:val="19"/>
               </w:rPr>
-              <w:t>PsExec：代碼不在代碼表</w:t>
+              <w:t>PsExec：System error 67／53、逾時</w:t>
             </w:r>
           </w:p>
         </w:tc>
@@ -18941,7 +19224,7 @@
                 <w:color w:val="1F2937"/>
                 <w:sz w:val="19"/>
               </w:rPr>
-              <w:t>多半是 PsExec 本身的錯誤</w:t>
+              <w:t>名稱錯、不同網段、防火牆擋 445</w:t>
             </w:r>
           </w:p>
         </w:tc>
@@ -18961,7 +19244,7 @@
                 <w:color w:val="1F2937"/>
                 <w:sz w:val="19"/>
               </w:rPr>
-              <w:t>看記錄區附的訊息</w:t>
+              <w:t>改用 IP、先 ping；開檔案及印表機共用；網路設私人</w:t>
             </w:r>
           </w:p>
         </w:tc>
@@ -18987,7 +19270,7 @@
                 <w:color w:val="1F2937"/>
                 <w:sz w:val="19"/>
               </w:rPr>
-              <w:t>預檢：腳本沒產生結果</w:t>
+              <w:t>PsExec：代碼不在代碼表</w:t>
             </w:r>
           </w:p>
         </w:tc>
@@ -19008,7 +19291,7 @@
                 <w:color w:val="1F2937"/>
                 <w:sz w:val="19"/>
               </w:rPr>
-              <w:t>S 模式或防毒擋住</w:t>
+              <w:t>多半是 PsExec 本身的錯誤</w:t>
             </w:r>
           </w:p>
         </w:tc>
@@ -19029,7 +19312,7 @@
                 <w:color w:val="1F2937"/>
                 <w:sz w:val="19"/>
               </w:rPr>
-              <w:t>B2；或改用單台預檢</w:t>
+              <w:t>看記錄區附的訊息</w:t>
             </w:r>
           </w:p>
         </w:tc>
@@ -19054,7 +19337,7 @@
                 <w:color w:val="1F2937"/>
                 <w:sz w:val="19"/>
               </w:rPr>
-              <w:t>有權杖但轉完沒註冊</w:t>
+              <w:t>預檢：腳本沒產生結果</w:t>
             </w:r>
           </w:p>
         </w:tc>
@@ -19074,7 +19357,7 @@
                 <w:color w:val="1F2937"/>
                 <w:sz w:val="19"/>
               </w:rPr>
-              <w:t>權杖錯、不是這個網域的、名額不夠、連不上網</w:t>
+              <w:t>S 模式或防毒擋住</w:t>
             </w:r>
           </w:p>
         </w:tc>
@@ -19094,7 +19377,7 @@
                 <w:color w:val="1F2937"/>
                 <w:sz w:val="19"/>
               </w:rPr>
-              <w:t>確認 Wi-Fi／網路線；重產權杖；查授權；必要時現場手動註冊（C3）</w:t>
+              <w:t>B2；或改用單台預檢</w:t>
             </w:r>
           </w:p>
         </w:tc>
@@ -19120,7 +19403,7 @@
                 <w:color w:val="1F2937"/>
                 <w:sz w:val="19"/>
               </w:rPr>
-              <w:t>轉完連不上 Wi-Fi</w:t>
+              <w:t>有權杖但轉完沒註冊</w:t>
             </w:r>
           </w:p>
         </w:tc>
@@ -19141,7 +19424,7 @@
                 <w:color w:val="1F2937"/>
                 <w:sz w:val="19"/>
               </w:rPr>
-              <w:t>密碼錯；企業型 Wi-Fi（802.1X）不支援</w:t>
+              <w:t>權杖錯、不是這個網域的、名額不夠、連不上網</w:t>
             </w:r>
           </w:p>
         </w:tc>
@@ -19162,7 +19445,7 @@
                 <w:color w:val="1F2937"/>
                 <w:sz w:val="19"/>
               </w:rPr>
-              <w:t>現場手動連；改插網路線</w:t>
+              <w:t>確認 Wi-Fi／網路線；重產權杖；查授權；必要時現場手動註冊（C3）</w:t>
             </w:r>
           </w:p>
         </w:tc>
@@ -19187,7 +19470,7 @@
                 <w:color w:val="1F2937"/>
                 <w:sz w:val="19"/>
               </w:rPr>
-              <w:t>想正式轉換，卻停在「這次只做模擬測試」</w:t>
+              <w:t>轉完連不上 Wi-Fi</w:t>
             </w:r>
           </w:p>
         </w:tc>
@@ -19207,7 +19490,7 @@
                 <w:color w:val="1F2937"/>
                 <w:sz w:val="19"/>
               </w:rPr>
-              <w:t>$ONLY_TEST 還是 $true</w:t>
+              <w:t>密碼錯；企業型 Wi-Fi（802.1X）不支援</w:t>
             </w:r>
           </w:p>
         </w:tc>
@@ -19227,7 +19510,7 @@
                 <w:color w:val="1F2937"/>
                 <w:sz w:val="19"/>
               </w:rPr>
-              <w:t>改成 $false 存檔，再雙擊一次</w:t>
+              <w:t>現場手動連；改插網路線</w:t>
             </w:r>
           </w:p>
         </w:tc>
@@ -19253,7 +19536,7 @@
                 <w:color w:val="1F2937"/>
                 <w:sz w:val="19"/>
               </w:rPr>
-              <w:t>Chrome 下載工具包說「不是常見的下載項目」</w:t>
+              <w:t>想正式轉換，卻停在「這次只做模擬測試」</w:t>
             </w:r>
           </w:p>
         </w:tc>
@@ -19274,7 +19557,7 @@
                 <w:color w:val="1F2937"/>
                 <w:sz w:val="19"/>
               </w:rPr>
-              <w:t>工具沒有數位簽章，正常現象</w:t>
+              <w:t>$ONLY_TEST 還是 $true</w:t>
             </w:r>
           </w:p>
         </w:tc>
@@ -19282,6 +19565,71 @@
           <w:tcPr>
             <w:tcW w:type="dxa" w:w="4082"/>
             <w:shd w:val="clear" w:color="auto" w:fill="F3F6FB"/>
+          </w:tcPr>
+          <w:p>
+            <w:pPr>
+              <w:spacing w:before="20" w:after="20" w:line="276" w:lineRule="auto"/>
+            </w:pPr>
+            <w:r/>
+            <w:r>
+              <w:rPr>
+                <w:rFonts w:ascii="微軟正黑體" w:hAnsi="微軟正黑體" w:cs="微軟正黑體" w:eastAsia="微軟正黑體"/>
+                <w:b w:val="0"/>
+                <w:color w:val="1F2937"/>
+                <w:sz w:val="19"/>
+              </w:rPr>
+              <w:t>改成 $false 存檔，再雙擊一次</w:t>
+            </w:r>
+          </w:p>
+        </w:tc>
+      </w:tr>
+      <w:tr>
+        <w:trPr>
+          <w:cantSplit/>
+        </w:trPr>
+        <w:tc>
+          <w:tcPr>
+            <w:tcW w:type="dxa" w:w="2721"/>
+          </w:tcPr>
+          <w:p>
+            <w:pPr>
+              <w:spacing w:before="20" w:after="20" w:line="276" w:lineRule="auto"/>
+            </w:pPr>
+            <w:r/>
+            <w:r>
+              <w:rPr>
+                <w:rFonts w:ascii="微軟正黑體" w:hAnsi="微軟正黑體" w:cs="微軟正黑體" w:eastAsia="微軟正黑體"/>
+                <w:b w:val="0"/>
+                <w:color w:val="1F2937"/>
+                <w:sz w:val="19"/>
+              </w:rPr>
+              <w:t>Chrome 下載工具包說「不是常見的下載項目」</w:t>
+            </w:r>
+          </w:p>
+        </w:tc>
+        <w:tc>
+          <w:tcPr>
+            <w:tcW w:type="dxa" w:w="2835"/>
+          </w:tcPr>
+          <w:p>
+            <w:pPr>
+              <w:spacing w:before="20" w:after="20" w:line="276" w:lineRule="auto"/>
+            </w:pPr>
+            <w:r/>
+            <w:r>
+              <w:rPr>
+                <w:rFonts w:ascii="微軟正黑體" w:hAnsi="微軟正黑體" w:cs="微軟正黑體" w:eastAsia="微軟正黑體"/>
+                <w:b w:val="0"/>
+                <w:color w:val="1F2937"/>
+                <w:sz w:val="19"/>
+              </w:rPr>
+              <w:t>工具沒有數位簽章，正常現象</w:t>
+            </w:r>
+          </w:p>
+        </w:tc>
+        <w:tc>
+          <w:tcPr>
+            <w:tcW w:type="dxa" w:w="4082"/>
           </w:tcPr>
           <w:p>
             <w:pPr>
@@ -20541,7 +20889,7 @@
                 <w:color w:val="1F2937"/>
                 <w:sz w:val="19"/>
               </w:rPr>
-              <w:t>模擬沒跑完五項官方檢查</w:t>
+              <w:t>模擬沒通過五項官方檢查</w:t>
             </w:r>
           </w:p>
         </w:tc>
@@ -20581,7 +20929,7 @@
                 <w:color w:val="1F2937"/>
                 <w:sz w:val="19"/>
               </w:rPr>
-              <w:t>看 agent-dryrun.log，找出缺哪一項</w:t>
+              <w:t>看 agent-dryrun.log，找出缺哪一項或哪一行是 level=ERROR（例如 DiskChecked 的 insufficient disk space）</w:t>
             </w:r>
           </w:p>
         </w:tc>

--- a/tools/downloads/ChromeOS-Flex-兩條路線操作說明.docx
+++ b/tools/downloads/ChromeOS-Flex-兩條路線操作說明.docx
@@ -15082,6 +15082,38 @@
     </w:p>
     <w:p>
       <w:pPr>
+        <w:spacing w:before="0" w:after="100" w:line="300" w:lineRule="auto"/>
+      </w:pPr>
+      <w:r>
+        <w:rPr>
+          <w:rFonts w:ascii="微軟正黑體" w:hAnsi="微軟正黑體" w:cs="微軟正黑體" w:eastAsia="微軟正黑體"/>
+          <w:b w:val="0"/>
+          <w:color w:val="1F2937"/>
+          <w:sz w:val="21"/>
+        </w:rPr>
+        <w:t>最簡單：雙擊整包裡的</w:t>
+      </w:r>
+      <w:r>
+        <w:rPr>
+          <w:rFonts w:ascii="微軟正黑體" w:hAnsi="微軟正黑體" w:cs="微軟正黑體" w:eastAsia="微軟正黑體"/>
+          <w:b/>
+          <w:color w:val="1F2937"/>
+          <w:sz w:val="21"/>
+        </w:rPr>
+        <w:t>清出C槽空間.bat</w:t>
+      </w:r>
+      <w:r>
+        <w:rPr>
+          <w:rFonts w:ascii="微軟正黑體" w:hAnsi="微軟正黑體" w:cs="微軟正黑體" w:eastAsia="微軟正黑體"/>
+          <w:b w:val="0"/>
+          <w:color w:val="1F2937"/>
+          <w:sz w:val="21"/>
+        </w:rPr>
+        <w:t>，按「是」。它會先量能縮多少，不夠就自動關休眠、刪還原點、關分頁檔，重新開機一次；登入後自動接著整理空間再量，最後告訴你夠不夠，不夠時還會列出卡住的檔案。下面是它做的事，要手動做也可以：</w:t>
+      </w:r>
+    </w:p>
+    <w:p>
+      <w:pPr>
         <w:tabs>
           <w:tab w:pos="425" w:val="left"/>
         </w:tabs>
@@ -18836,7 +18868,7 @@
                 <w:color w:val="1F2937"/>
                 <w:sz w:val="19"/>
               </w:rPr>
-              <w:t>B2「縮不出空間怎麼辦」</w:t>
+              <w:t>雙擊「清出C槽空間.bat」，詳見 B2「縮不出空間怎麼辦」</w:t>
             </w:r>
           </w:p>
         </w:tc>

--- a/tools/downloads/ChromeOS-Flex-兩條路線操作說明.docx
+++ b/tools/downloads/ChromeOS-Flex-兩條路線操作說明.docx
@@ -16764,7 +16764,7 @@
                 <w:color w:val="1F2937"/>
                 <w:sz w:val="19"/>
               </w:rPr>
-              <w:t>「官方檢查項目完成 5/5」與綠色「模擬測試完成」</w:t>
+              <w:t>「官方檢查項目通過 5/5」與綠色「模擬測試完成」</w:t>
             </w:r>
           </w:p>
         </w:tc>
@@ -17065,7 +17065,7 @@
                 <w:color w:val="1F2937"/>
                 <w:sz w:val="19"/>
               </w:rPr>
-              <w:t>「官方檢查項目完成 5/5」和「模擬測試完成」</w:t>
+              <w:t>「官方檢查項目通過 5/5」和「模擬測試完成」</w:t>
             </w:r>
           </w:p>
         </w:tc>
